--- a/Mil.Paperwork.Domain/Templates/QualityStateReportTemplate.docx
+++ b/Mil.Paperwork.Domain/Templates/QualityStateReportTemplate.docx
@@ -1,6 +1,6 @@
 
 <file path=word/document.xml><?xml version="1.0" encoding="utf-8"?>
-<w:document xmlns:wpc="http://schemas.microsoft.com/office/word/2010/wordprocessingCanvas" xmlns:cx="http://schemas.microsoft.com/office/drawing/2014/chartex" xmlns:cx1="http://schemas.microsoft.com/office/drawing/2015/9/8/chartex" xmlns:cx2="http://schemas.microsoft.com/office/drawing/2015/10/21/chartex" xmlns:cx3="http://schemas.microsoft.com/office/drawing/2016/5/9/chartex" xmlns:cx4="http://schemas.microsoft.com/office/drawing/2016/5/10/chartex" xmlns:cx5="http://schemas.microsoft.com/office/drawing/2016/5/11/chartex" xmlns:cx6="http://schemas.microsoft.com/office/drawing/2016/5/12/chartex" xmlns:cx7="http://schemas.microsoft.com/office/drawing/2016/5/13/chartex" xmlns:cx8="http://schemas.microsoft.com/office/drawing/2016/5/14/chartex" xmlns:mc="http://schemas.openxmlformats.org/markup-compatibility/2006" xmlns:aink="http://schemas.microsoft.com/office/drawing/2016/ink" xmlns:am3d="http://schemas.microsoft.com/office/drawing/2017/model3d" xmlns:o="urn:schemas-microsoft-com:office:office" xmlns:r="http://schemas.openxmlformats.org/officeDocument/2006/relationships" xmlns:m="http://schemas.openxmlformats.org/officeDocument/2006/math" xmlns:v="urn:schemas-microsoft-com:vml" xmlns:wp14="http://schemas.microsoft.com/office/word/2010/wordprocessingDrawing" xmlns:wp="http://schemas.openxmlformats.org/drawingml/2006/wordprocessingDrawing" xmlns:w10="urn:schemas-microsoft-com:office:word" xmlns:w="http://schemas.openxmlformats.org/wordprocessingml/2006/main" xmlns:w14="http://schemas.microsoft.com/office/word/2010/wordml" xmlns:w15="http://schemas.microsoft.com/office/word/2012/wordml" xmlns:w16cex="http://schemas.microsoft.com/office/word/2018/wordml/cex" xmlns:w16cid="http://schemas.microsoft.com/office/word/2016/wordml/cid" xmlns:w16="http://schemas.microsoft.com/office/word/2018/wordml" xmlns:w16sdtdh="http://schemas.microsoft.com/office/word/2020/wordml/sdtdatahash" xmlns:w16se="http://schemas.microsoft.com/office/word/2015/wordml/symex" xmlns:wpg="http://schemas.microsoft.com/office/word/2010/wordprocessingGroup" xmlns:wpi="http://schemas.microsoft.com/office/word/2010/wordprocessingInk" xmlns:wne="http://schemas.microsoft.com/office/word/2006/wordml" xmlns:wps="http://schemas.microsoft.com/office/word/2010/wordprocessingShape" mc:Ignorable="w14 w15 w16se w16cid w16 w16cex w16sdtdh wp14">
+<w:document xmlns:wpc="http://schemas.microsoft.com/office/word/2010/wordprocessingCanvas" xmlns:cx="http://schemas.microsoft.com/office/drawing/2014/chartex" xmlns:cx1="http://schemas.microsoft.com/office/drawing/2015/9/8/chartex" xmlns:cx2="http://schemas.microsoft.com/office/drawing/2015/10/21/chartex" xmlns:cx3="http://schemas.microsoft.com/office/drawing/2016/5/9/chartex" xmlns:cx4="http://schemas.microsoft.com/office/drawing/2016/5/10/chartex" xmlns:cx5="http://schemas.microsoft.com/office/drawing/2016/5/11/chartex" xmlns:cx6="http://schemas.microsoft.com/office/drawing/2016/5/12/chartex" xmlns:cx7="http://schemas.microsoft.com/office/drawing/2016/5/13/chartex" xmlns:cx8="http://schemas.microsoft.com/office/drawing/2016/5/14/chartex" xmlns:mc="http://schemas.openxmlformats.org/markup-compatibility/2006" xmlns:aink="http://schemas.microsoft.com/office/drawing/2016/ink" xmlns:am3d="http://schemas.microsoft.com/office/drawing/2017/model3d" xmlns:o="urn:schemas-microsoft-com:office:office" xmlns:oel="http://schemas.microsoft.com/office/2019/extlst" xmlns:r="http://schemas.openxmlformats.org/officeDocument/2006/relationships" xmlns:m="http://schemas.openxmlformats.org/officeDocument/2006/math" xmlns:v="urn:schemas-microsoft-com:vml" xmlns:wp14="http://schemas.microsoft.com/office/word/2010/wordprocessingDrawing" xmlns:wp="http://schemas.openxmlformats.org/drawingml/2006/wordprocessingDrawing" xmlns:w10="urn:schemas-microsoft-com:office:word" xmlns:w="http://schemas.openxmlformats.org/wordprocessingml/2006/main" xmlns:w14="http://schemas.microsoft.com/office/word/2010/wordml" xmlns:w15="http://schemas.microsoft.com/office/word/2012/wordml" xmlns:w16cex="http://schemas.microsoft.com/office/word/2018/wordml/cex" xmlns:w16cid="http://schemas.microsoft.com/office/word/2016/wordml/cid" xmlns:w16="http://schemas.microsoft.com/office/word/2018/wordml" xmlns:w16du="http://schemas.microsoft.com/office/word/2023/wordml/word16du" xmlns:w16sdtdh="http://schemas.microsoft.com/office/word/2020/wordml/sdtdatahash" xmlns:w16se="http://schemas.microsoft.com/office/word/2015/wordml/symex" xmlns:wpg="http://schemas.microsoft.com/office/word/2010/wordprocessingGroup" xmlns:wpi="http://schemas.microsoft.com/office/word/2010/wordprocessingInk" xmlns:wne="http://schemas.microsoft.com/office/word/2006/wordml" xmlns:wps="http://schemas.microsoft.com/office/word/2010/wordprocessingShape" mc:Ignorable="w14 w15 w16se w16cid w16 w16cex w16sdtdh w16du wp14">
   <w:body>
     <w:p>
       <w:pPr>
@@ -91,6 +91,7 @@
                       <w:szCs w:val="22"/>
                     </w:rPr>
                   </w:pPr>
+                  <w:bookmarkStart w:id="0" w:name="_Hlk229838455"/>
                   <w:r>
                     <w:rPr>
                       <w:color w:val="000000"/>
@@ -322,26 +323,46 @@
                     <w:t xml:space="preserve">«_____» ______________ </w:t>
                   </w:r>
                   <w:r>
+                    <w:rPr>
+                      <w:sz w:val="22"/>
+                      <w:szCs w:val="22"/>
+                    </w:rPr>
                     <w:fldChar w:fldCharType="begin"/>
                   </w:r>
                   <w:r>
+                    <w:rPr>
+                      <w:sz w:val="22"/>
+                      <w:szCs w:val="22"/>
+                    </w:rPr>
                     <w:instrText xml:space="preserve"> DATE  \@ "yyyy"  \* MERGEFORMAT </w:instrText>
                   </w:r>
                   <w:r>
+                    <w:rPr>
+                      <w:sz w:val="22"/>
+                      <w:szCs w:val="22"/>
+                    </w:rPr>
                     <w:fldChar w:fldCharType="separate"/>
                   </w:r>
                   <w:r>
                     <w:rPr>
                       <w:noProof/>
+                      <w:sz w:val="22"/>
+                      <w:szCs w:val="22"/>
                       <w:lang w:val="ru-RU"/>
                     </w:rPr>
-                    <w:t>2025</w:t>
+                    <w:t>2026</w:t>
                   </w:r>
                   <w:r>
+                    <w:rPr>
+                      <w:sz w:val="22"/>
+                      <w:szCs w:val="22"/>
+                    </w:rPr>
                     <w:fldChar w:fldCharType="end"/>
                   </w:r>
                   <w:r>
                     <w:rPr>
+                      <w:sz w:val="22"/>
+                      <w:szCs w:val="22"/>
                       <w:lang w:val="en-US"/>
                     </w:rPr>
                     <w:t xml:space="preserve"> </w:t>
@@ -357,6 +378,7 @@
                 </w:p>
               </w:tc>
             </w:tr>
+            <w:bookmarkEnd w:id="0"/>
           </w:tbl>
           <w:p>
             <w:pPr>
@@ -369,6 +391,8 @@
               </w:pBdr>
               <w:rPr>
                 <w:color w:val="000000"/>
+                <w:sz w:val="22"/>
+                <w:szCs w:val="22"/>
               </w:rPr>
             </w:pPr>
           </w:p>
@@ -457,10 +481,10 @@
               <w:br/>
               <w:t xml:space="preserve">зміни якісного (технічного) стану майна </w:t>
             </w:r>
-            <w:bookmarkStart w:id="0" w:name="30j0zll" w:colFirst="0" w:colLast="0"/>
-            <w:bookmarkStart w:id="1" w:name="gjdgxs" w:colFirst="0" w:colLast="0"/>
-            <w:bookmarkEnd w:id="0"/>
+            <w:bookmarkStart w:id="1" w:name="30j0zll" w:colFirst="0" w:colLast="0"/>
+            <w:bookmarkStart w:id="2" w:name="gjdgxs" w:colFirst="0" w:colLast="0"/>
             <w:bookmarkEnd w:id="1"/>
+            <w:bookmarkEnd w:id="2"/>
             <w:r>
               <w:rPr>
                 <w:color w:val="000000"/>
@@ -572,8 +596,8 @@
                 <w:szCs w:val="22"/>
               </w:rPr>
             </w:pPr>
-            <w:bookmarkStart w:id="2" w:name="1fob9te" w:colFirst="0" w:colLast="0"/>
-            <w:bookmarkEnd w:id="2"/>
+            <w:bookmarkStart w:id="3" w:name="1fob9te" w:colFirst="0" w:colLast="0"/>
+            <w:bookmarkEnd w:id="3"/>
             <w:r>
               <w:rPr>
                 <w:color w:val="000000"/>
@@ -610,8 +634,8 @@
                 <w:szCs w:val="22"/>
               </w:rPr>
             </w:pPr>
-            <w:bookmarkStart w:id="3" w:name="3znysh7" w:colFirst="0" w:colLast="0"/>
-            <w:bookmarkEnd w:id="3"/>
+            <w:bookmarkStart w:id="4" w:name="3znysh7" w:colFirst="0" w:colLast="0"/>
+            <w:bookmarkEnd w:id="4"/>
             <w:r>
               <w:rPr>
                 <w:color w:val="000000"/>
@@ -648,8 +672,8 @@
                 <w:szCs w:val="22"/>
               </w:rPr>
             </w:pPr>
-            <w:bookmarkStart w:id="4" w:name="2et92p0" w:colFirst="0" w:colLast="0"/>
-            <w:bookmarkEnd w:id="4"/>
+            <w:bookmarkStart w:id="5" w:name="2et92p0" w:colFirst="0" w:colLast="0"/>
+            <w:bookmarkEnd w:id="5"/>
             <w:r>
               <w:rPr>
                 <w:color w:val="000000"/>
@@ -686,8 +710,8 @@
                 <w:szCs w:val="22"/>
               </w:rPr>
             </w:pPr>
-            <w:bookmarkStart w:id="5" w:name="tyjcwt" w:colFirst="0" w:colLast="0"/>
-            <w:bookmarkEnd w:id="5"/>
+            <w:bookmarkStart w:id="6" w:name="tyjcwt" w:colFirst="0" w:colLast="0"/>
+            <w:bookmarkEnd w:id="6"/>
             <w:r>
               <w:rPr>
                 <w:color w:val="000000"/>
@@ -724,8 +748,8 @@
                 <w:szCs w:val="22"/>
               </w:rPr>
             </w:pPr>
-            <w:bookmarkStart w:id="6" w:name="3dy6vkm" w:colFirst="0" w:colLast="0"/>
-            <w:bookmarkEnd w:id="6"/>
+            <w:bookmarkStart w:id="7" w:name="3dy6vkm" w:colFirst="0" w:colLast="0"/>
+            <w:bookmarkEnd w:id="7"/>
             <w:r>
               <w:rPr>
                 <w:color w:val="000000"/>
@@ -762,8 +786,8 @@
                 <w:szCs w:val="22"/>
               </w:rPr>
             </w:pPr>
-            <w:bookmarkStart w:id="7" w:name="1t3h5sf" w:colFirst="0" w:colLast="0"/>
-            <w:bookmarkEnd w:id="7"/>
+            <w:bookmarkStart w:id="8" w:name="1t3h5sf" w:colFirst="0" w:colLast="0"/>
+            <w:bookmarkEnd w:id="8"/>
             <w:r>
               <w:rPr>
                 <w:color w:val="000000"/>
@@ -800,8 +824,8 @@
                 <w:szCs w:val="22"/>
               </w:rPr>
             </w:pPr>
-            <w:bookmarkStart w:id="8" w:name="4d34og8" w:colFirst="0" w:colLast="0"/>
-            <w:bookmarkEnd w:id="8"/>
+            <w:bookmarkStart w:id="9" w:name="4d34og8" w:colFirst="0" w:colLast="0"/>
+            <w:bookmarkEnd w:id="9"/>
             <w:r>
               <w:rPr>
                 <w:color w:val="000000"/>
@@ -838,8 +862,8 @@
                 <w:szCs w:val="22"/>
               </w:rPr>
             </w:pPr>
-            <w:bookmarkStart w:id="9" w:name="2s8eyo1" w:colFirst="0" w:colLast="0"/>
-            <w:bookmarkEnd w:id="9"/>
+            <w:bookmarkStart w:id="10" w:name="2s8eyo1" w:colFirst="0" w:colLast="0"/>
+            <w:bookmarkEnd w:id="10"/>
             <w:r>
               <w:rPr>
                 <w:color w:val="000000"/>
@@ -877,8 +901,8 @@
                 <w:szCs w:val="22"/>
               </w:rPr>
             </w:pPr>
-            <w:bookmarkStart w:id="10" w:name="17dp8vu" w:colFirst="0" w:colLast="0"/>
-            <w:bookmarkEnd w:id="10"/>
+            <w:bookmarkStart w:id="11" w:name="17dp8vu" w:colFirst="0" w:colLast="0"/>
+            <w:bookmarkEnd w:id="11"/>
             <w:r>
               <w:rPr>
                 <w:color w:val="000000"/>
@@ -915,8 +939,8 @@
                 <w:szCs w:val="22"/>
               </w:rPr>
             </w:pPr>
-            <w:bookmarkStart w:id="11" w:name="3rdcrjn" w:colFirst="0" w:colLast="0"/>
-            <w:bookmarkEnd w:id="11"/>
+            <w:bookmarkStart w:id="12" w:name="3rdcrjn" w:colFirst="0" w:colLast="0"/>
+            <w:bookmarkEnd w:id="12"/>
             <w:r>
               <w:rPr>
                 <w:color w:val="000000"/>
@@ -958,8 +982,8 @@
                 <w:szCs w:val="22"/>
               </w:rPr>
             </w:pPr>
-            <w:bookmarkStart w:id="12" w:name="26in1rg" w:colFirst="0" w:colLast="0"/>
-            <w:bookmarkEnd w:id="12"/>
+            <w:bookmarkStart w:id="13" w:name="26in1rg" w:colFirst="0" w:colLast="0"/>
+            <w:bookmarkEnd w:id="13"/>
             <w:r>
               <w:rPr>
                 <w:color w:val="000000"/>
@@ -996,8 +1020,8 @@
                 <w:szCs w:val="22"/>
               </w:rPr>
             </w:pPr>
-            <w:bookmarkStart w:id="13" w:name="lnxbz9" w:colFirst="0" w:colLast="0"/>
-            <w:bookmarkEnd w:id="13"/>
+            <w:bookmarkStart w:id="14" w:name="lnxbz9" w:colFirst="0" w:colLast="0"/>
+            <w:bookmarkEnd w:id="14"/>
             <w:r>
               <w:rPr>
                 <w:color w:val="000000"/>
@@ -1034,8 +1058,8 @@
                 <w:szCs w:val="22"/>
               </w:rPr>
             </w:pPr>
-            <w:bookmarkStart w:id="14" w:name="35nkun2" w:colFirst="0" w:colLast="0"/>
-            <w:bookmarkEnd w:id="14"/>
+            <w:bookmarkStart w:id="15" w:name="35nkun2" w:colFirst="0" w:colLast="0"/>
+            <w:bookmarkEnd w:id="15"/>
             <w:r>
               <w:rPr>
                 <w:color w:val="000000"/>
@@ -1072,8 +1096,8 @@
                 <w:szCs w:val="22"/>
               </w:rPr>
             </w:pPr>
-            <w:bookmarkStart w:id="15" w:name="1ksv4uv" w:colFirst="0" w:colLast="0"/>
-            <w:bookmarkEnd w:id="15"/>
+            <w:bookmarkStart w:id="16" w:name="1ksv4uv" w:colFirst="0" w:colLast="0"/>
+            <w:bookmarkEnd w:id="16"/>
             <w:r>
               <w:rPr>
                 <w:color w:val="000000"/>
@@ -1110,8 +1134,8 @@
                 <w:szCs w:val="22"/>
               </w:rPr>
             </w:pPr>
-            <w:bookmarkStart w:id="16" w:name="44sinio" w:colFirst="0" w:colLast="0"/>
-            <w:bookmarkEnd w:id="16"/>
+            <w:bookmarkStart w:id="17" w:name="44sinio" w:colFirst="0" w:colLast="0"/>
+            <w:bookmarkEnd w:id="17"/>
             <w:r>
               <w:rPr>
                 <w:color w:val="000000"/>
@@ -1148,8 +1172,8 @@
                 <w:szCs w:val="22"/>
               </w:rPr>
             </w:pPr>
-            <w:bookmarkStart w:id="17" w:name="2jxsxqh" w:colFirst="0" w:colLast="0"/>
-            <w:bookmarkEnd w:id="17"/>
+            <w:bookmarkStart w:id="18" w:name="2jxsxqh" w:colFirst="0" w:colLast="0"/>
+            <w:bookmarkEnd w:id="18"/>
             <w:r>
               <w:rPr>
                 <w:color w:val="000000"/>
@@ -1186,8 +1210,8 @@
                 <w:szCs w:val="22"/>
               </w:rPr>
             </w:pPr>
-            <w:bookmarkStart w:id="18" w:name="z337ya" w:colFirst="0" w:colLast="0"/>
-            <w:bookmarkEnd w:id="18"/>
+            <w:bookmarkStart w:id="19" w:name="z337ya" w:colFirst="0" w:colLast="0"/>
+            <w:bookmarkEnd w:id="19"/>
             <w:r>
               <w:rPr>
                 <w:color w:val="000000"/>
@@ -1224,8 +1248,8 @@
                 <w:szCs w:val="22"/>
               </w:rPr>
             </w:pPr>
-            <w:bookmarkStart w:id="19" w:name="3j2qqm3" w:colFirst="0" w:colLast="0"/>
-            <w:bookmarkEnd w:id="19"/>
+            <w:bookmarkStart w:id="20" w:name="3j2qqm3" w:colFirst="0" w:colLast="0"/>
+            <w:bookmarkEnd w:id="20"/>
             <w:r>
               <w:rPr>
                 <w:color w:val="000000"/>
@@ -1262,8 +1286,8 @@
                 <w:szCs w:val="22"/>
               </w:rPr>
             </w:pPr>
-            <w:bookmarkStart w:id="20" w:name="1y810tw" w:colFirst="0" w:colLast="0"/>
-            <w:bookmarkEnd w:id="20"/>
+            <w:bookmarkStart w:id="21" w:name="1y810tw" w:colFirst="0" w:colLast="0"/>
+            <w:bookmarkEnd w:id="21"/>
             <w:r>
               <w:rPr>
                 <w:color w:val="000000"/>
@@ -1300,8 +1324,8 @@
                 <w:szCs w:val="22"/>
               </w:rPr>
             </w:pPr>
-            <w:bookmarkStart w:id="21" w:name="4i7ojhp" w:colFirst="0" w:colLast="0"/>
-            <w:bookmarkEnd w:id="21"/>
+            <w:bookmarkStart w:id="22" w:name="4i7ojhp" w:colFirst="0" w:colLast="0"/>
+            <w:bookmarkEnd w:id="22"/>
             <w:r>
               <w:rPr>
                 <w:color w:val="000000"/>
@@ -1338,8 +1362,8 @@
                 <w:szCs w:val="22"/>
               </w:rPr>
             </w:pPr>
-            <w:bookmarkStart w:id="22" w:name="2xcytpi" w:colFirst="0" w:colLast="0"/>
-            <w:bookmarkEnd w:id="22"/>
+            <w:bookmarkStart w:id="23" w:name="2xcytpi" w:colFirst="0" w:colLast="0"/>
+            <w:bookmarkEnd w:id="23"/>
             <w:r>
               <w:rPr>
                 <w:color w:val="000000"/>
@@ -1381,8 +1405,8 @@
                 <w:szCs w:val="22"/>
               </w:rPr>
             </w:pPr>
-            <w:bookmarkStart w:id="23" w:name="1ci93xb" w:colFirst="0" w:colLast="0"/>
-            <w:bookmarkEnd w:id="23"/>
+            <w:bookmarkStart w:id="24" w:name="1ci93xb" w:colFirst="0" w:colLast="0"/>
+            <w:bookmarkEnd w:id="24"/>
             <w:r>
               <w:rPr>
                 <w:color w:val="000000"/>
@@ -1484,8 +1508,8 @@
                 <w:szCs w:val="22"/>
               </w:rPr>
             </w:pPr>
-            <w:bookmarkStart w:id="24" w:name="2bn6wsx" w:colFirst="0" w:colLast="0"/>
-            <w:bookmarkEnd w:id="24"/>
+            <w:bookmarkStart w:id="25" w:name="2bn6wsx" w:colFirst="0" w:colLast="0"/>
+            <w:bookmarkEnd w:id="25"/>
           </w:p>
         </w:tc>
         <w:tc>
@@ -1514,8 +1538,8 @@
                 <w:szCs w:val="22"/>
               </w:rPr>
             </w:pPr>
-            <w:bookmarkStart w:id="25" w:name="qsh70q" w:colFirst="0" w:colLast="0"/>
-            <w:bookmarkEnd w:id="25"/>
+            <w:bookmarkStart w:id="26" w:name="qsh70q" w:colFirst="0" w:colLast="0"/>
+            <w:bookmarkEnd w:id="26"/>
             <w:r>
               <w:rPr>
                 <w:color w:val="000000"/>
@@ -1595,6 +1619,8 @@
             </w:r>
           </w:p>
         </w:tc>
+        <w:bookmarkStart w:id="27" w:name="1pxezwc" w:colFirst="0" w:colLast="0"/>
+        <w:bookmarkEnd w:id="27"/>
         <w:tc>
           <w:tcPr>
             <w:tcW w:w="1359" w:type="dxa"/>
@@ -1619,17 +1645,44 @@
                 <w:color w:val="000000"/>
                 <w:sz w:val="22"/>
                 <w:szCs w:val="22"/>
-              </w:rPr>
-            </w:pPr>
-            <w:bookmarkStart w:id="26" w:name="1pxezwc" w:colFirst="0" w:colLast="0"/>
-            <w:bookmarkEnd w:id="26"/>
-            <w:r>
-              <w:rPr>
-                <w:color w:val="000000"/>
-                <w:sz w:val="22"/>
-                <w:szCs w:val="22"/>
-              </w:rPr>
-              <w:t> </w:t>
+                <w:lang w:val="en-US"/>
+              </w:rPr>
+            </w:pPr>
+            <w:r>
+              <w:rPr>
+                <w:sz w:val="22"/>
+                <w:szCs w:val="22"/>
+              </w:rPr>
+              <w:fldChar w:fldCharType="begin"/>
+            </w:r>
+            <w:r>
+              <w:rPr>
+                <w:sz w:val="22"/>
+                <w:szCs w:val="22"/>
+              </w:rPr>
+              <w:instrText xml:space="preserve"> MERGEFIELD  DOC_DATE  \* MERGEFORMAT </w:instrText>
+            </w:r>
+            <w:r>
+              <w:rPr>
+                <w:sz w:val="22"/>
+                <w:szCs w:val="22"/>
+              </w:rPr>
+              <w:fldChar w:fldCharType="separate"/>
+            </w:r>
+            <w:r>
+              <w:rPr>
+                <w:noProof/>
+                <w:sz w:val="22"/>
+                <w:szCs w:val="22"/>
+              </w:rPr>
+              <w:t>«DOC_DATE»</w:t>
+            </w:r>
+            <w:r>
+              <w:rPr>
+                <w:sz w:val="22"/>
+                <w:szCs w:val="22"/>
+              </w:rPr>
+              <w:fldChar w:fldCharType="end"/>
             </w:r>
           </w:p>
         </w:tc>
@@ -1659,8 +1712,111 @@
                 <w:szCs w:val="22"/>
               </w:rPr>
             </w:pPr>
-            <w:bookmarkStart w:id="27" w:name="49x2ik5" w:colFirst="0" w:colLast="0"/>
-            <w:bookmarkEnd w:id="27"/>
+            <w:bookmarkStart w:id="28" w:name="49x2ik5" w:colFirst="0" w:colLast="0"/>
+            <w:bookmarkStart w:id="29" w:name="_Hlk156317276"/>
+            <w:bookmarkEnd w:id="28"/>
+            <w:r>
+              <w:rPr>
+                <w:color w:val="000000"/>
+                <w:sz w:val="22"/>
+                <w:szCs w:val="22"/>
+              </w:rPr>
+              <w:t xml:space="preserve">Наказ на списання </w:t>
+            </w:r>
+            <w:r>
+              <w:rPr>
+                <w:sz w:val="22"/>
+                <w:szCs w:val="22"/>
+              </w:rPr>
+              <w:t>№</w:t>
+            </w:r>
+            <w:r>
+              <w:rPr>
+                <w:sz w:val="22"/>
+                <w:szCs w:val="22"/>
+              </w:rPr>
+              <w:fldChar w:fldCharType="begin"/>
+            </w:r>
+            <w:r>
+              <w:rPr>
+                <w:sz w:val="22"/>
+                <w:szCs w:val="22"/>
+              </w:rPr>
+              <w:instrText xml:space="preserve"> MERGEFIELD  ORDEN_NUM  \* MERGEFORMAT </w:instrText>
+            </w:r>
+            <w:r>
+              <w:rPr>
+                <w:sz w:val="22"/>
+                <w:szCs w:val="22"/>
+              </w:rPr>
+              <w:fldChar w:fldCharType="separate"/>
+            </w:r>
+            <w:r>
+              <w:rPr>
+                <w:noProof/>
+                <w:sz w:val="22"/>
+                <w:szCs w:val="22"/>
+              </w:rPr>
+              <w:t>«ORDEN_NUM»</w:t>
+            </w:r>
+            <w:r>
+              <w:rPr>
+                <w:sz w:val="22"/>
+                <w:szCs w:val="22"/>
+              </w:rPr>
+              <w:fldChar w:fldCharType="end"/>
+            </w:r>
+            <w:r>
+              <w:rPr>
+                <w:sz w:val="22"/>
+                <w:szCs w:val="22"/>
+              </w:rPr>
+              <w:t xml:space="preserve"> </w:t>
+            </w:r>
+            <w:bookmarkEnd w:id="29"/>
+            <w:r>
+              <w:rPr>
+                <w:sz w:val="22"/>
+                <w:szCs w:val="22"/>
+              </w:rPr>
+              <w:t xml:space="preserve">від </w:t>
+            </w:r>
+            <w:r>
+              <w:rPr>
+                <w:sz w:val="22"/>
+                <w:szCs w:val="22"/>
+              </w:rPr>
+              <w:fldChar w:fldCharType="begin"/>
+            </w:r>
+            <w:r>
+              <w:rPr>
+                <w:sz w:val="22"/>
+                <w:szCs w:val="22"/>
+              </w:rPr>
+              <w:instrText xml:space="preserve"> MERGEFIELD  ORDEN_DATE  \* MERGEFORMAT </w:instrText>
+            </w:r>
+            <w:r>
+              <w:rPr>
+                <w:sz w:val="22"/>
+                <w:szCs w:val="22"/>
+              </w:rPr>
+              <w:fldChar w:fldCharType="separate"/>
+            </w:r>
+            <w:r>
+              <w:rPr>
+                <w:noProof/>
+                <w:sz w:val="22"/>
+                <w:szCs w:val="22"/>
+              </w:rPr>
+              <w:t>«ORDEN_DATE»</w:t>
+            </w:r>
+            <w:r>
+              <w:rPr>
+                <w:sz w:val="22"/>
+                <w:szCs w:val="22"/>
+              </w:rPr>
+              <w:fldChar w:fldCharType="end"/>
+            </w:r>
             <w:r>
               <w:rPr>
                 <w:color w:val="000000"/>
@@ -1697,8 +1853,8 @@
                 <w:szCs w:val="22"/>
               </w:rPr>
             </w:pPr>
-            <w:bookmarkStart w:id="28" w:name="2p2csry" w:colFirst="0" w:colLast="0"/>
-            <w:bookmarkEnd w:id="28"/>
+            <w:bookmarkStart w:id="30" w:name="2p2csry" w:colFirst="0" w:colLast="0"/>
+            <w:bookmarkEnd w:id="30"/>
             <w:r>
               <w:rPr>
                 <w:color w:val="000000"/>
@@ -1735,8 +1891,8 @@
                 <w:szCs w:val="22"/>
               </w:rPr>
             </w:pPr>
-            <w:bookmarkStart w:id="29" w:name="147n2zr" w:colFirst="0" w:colLast="0"/>
-            <w:bookmarkEnd w:id="29"/>
+            <w:bookmarkStart w:id="31" w:name="147n2zr" w:colFirst="0" w:colLast="0"/>
+            <w:bookmarkEnd w:id="31"/>
             <w:r>
               <w:rPr>
                 <w:color w:val="000000"/>
@@ -1747,8 +1903,8 @@
             </w:r>
           </w:p>
         </w:tc>
-        <w:bookmarkStart w:id="30" w:name="3o7alnk" w:colFirst="0" w:colLast="0"/>
-        <w:bookmarkEnd w:id="30"/>
+        <w:bookmarkStart w:id="32" w:name="3o7alnk" w:colFirst="0" w:colLast="0"/>
+        <w:bookmarkEnd w:id="32"/>
         <w:tc>
           <w:tcPr>
             <w:tcW w:w="1057" w:type="dxa"/>
@@ -1818,8 +1974,8 @@
             </w:r>
           </w:p>
         </w:tc>
-        <w:bookmarkStart w:id="31" w:name="23ckvvd" w:colFirst="0" w:colLast="0"/>
-        <w:bookmarkEnd w:id="31"/>
+        <w:bookmarkStart w:id="33" w:name="23ckvvd" w:colFirst="0" w:colLast="0"/>
+        <w:bookmarkEnd w:id="33"/>
         <w:tc>
           <w:tcPr>
             <w:tcW w:w="1368" w:type="dxa"/>
@@ -1915,7 +2071,7 @@
     <w:tbl>
       <w:tblPr>
         <w:tblStyle w:val="a6"/>
-        <w:tblW w:w="15219" w:type="dxa"/>
+        <w:tblW w:w="15231" w:type="dxa"/>
         <w:tblInd w:w="-5" w:type="dxa"/>
         <w:tblBorders>
           <w:top w:val="single" w:sz="4" w:space="0" w:color="000000"/>
@@ -1947,6 +2103,7 @@
         <w:gridCol w:w="629"/>
         <w:gridCol w:w="846"/>
         <w:gridCol w:w="844"/>
+        <w:gridCol w:w="12"/>
       </w:tblGrid>
       <w:tr>
         <w:tc>
@@ -1971,8 +2128,8 @@
                 <w:szCs w:val="22"/>
               </w:rPr>
             </w:pPr>
-            <w:bookmarkStart w:id="32" w:name="ihv636" w:colFirst="0" w:colLast="0"/>
-            <w:bookmarkEnd w:id="32"/>
+            <w:bookmarkStart w:id="34" w:name="ihv636" w:colFirst="0" w:colLast="0"/>
+            <w:bookmarkEnd w:id="34"/>
             <w:r>
               <w:rPr>
                 <w:color w:val="000000"/>
@@ -2004,8 +2161,8 @@
                 <w:szCs w:val="22"/>
               </w:rPr>
             </w:pPr>
-            <w:bookmarkStart w:id="33" w:name="32hioqz" w:colFirst="0" w:colLast="0"/>
-            <w:bookmarkEnd w:id="33"/>
+            <w:bookmarkStart w:id="35" w:name="32hioqz" w:colFirst="0" w:colLast="0"/>
+            <w:bookmarkEnd w:id="35"/>
             <w:r>
               <w:rPr>
                 <w:color w:val="000000"/>
@@ -2018,27 +2175,27 @@
         </w:tc>
         <w:tc>
           <w:tcPr>
-            <w:tcW w:w="6649" w:type="dxa"/>
-            <w:gridSpan w:val="7"/>
-          </w:tcPr>
-          <w:p>
-            <w:pPr>
-              <w:pBdr>
-                <w:top w:val="nil"/>
-                <w:left w:val="nil"/>
-                <w:bottom w:val="nil"/>
-                <w:right w:val="nil"/>
-                <w:between w:val="nil"/>
-              </w:pBdr>
-              <w:jc w:val="center"/>
-              <w:rPr>
-                <w:color w:val="000000"/>
-                <w:sz w:val="22"/>
-                <w:szCs w:val="22"/>
-              </w:rPr>
-            </w:pPr>
-            <w:bookmarkStart w:id="34" w:name="1hmsyys" w:colFirst="0" w:colLast="0"/>
-            <w:bookmarkEnd w:id="34"/>
+            <w:tcW w:w="6661" w:type="dxa"/>
+            <w:gridSpan w:val="8"/>
+          </w:tcPr>
+          <w:p>
+            <w:pPr>
+              <w:pBdr>
+                <w:top w:val="nil"/>
+                <w:left w:val="nil"/>
+                <w:bottom w:val="nil"/>
+                <w:right w:val="nil"/>
+                <w:between w:val="nil"/>
+              </w:pBdr>
+              <w:jc w:val="center"/>
+              <w:rPr>
+                <w:color w:val="000000"/>
+                <w:sz w:val="22"/>
+                <w:szCs w:val="22"/>
+              </w:rPr>
+            </w:pPr>
+            <w:bookmarkStart w:id="36" w:name="1hmsyys" w:colFirst="0" w:colLast="0"/>
+            <w:bookmarkEnd w:id="36"/>
             <w:r>
               <w:rPr>
                 <w:color w:val="000000"/>
@@ -2052,6 +2209,8 @@
       </w:tr>
       <w:tr>
         <w:trPr>
+          <w:gridAfter w:val="1"/>
+          <w:wAfter w:w="12" w:type="dxa"/>
           <w:trHeight w:val="860"/>
         </w:trPr>
         <w:tc>
@@ -2101,8 +2260,8 @@
                 <w:szCs w:val="22"/>
               </w:rPr>
             </w:pPr>
-            <w:bookmarkStart w:id="35" w:name="41mghml" w:colFirst="0" w:colLast="0"/>
-            <w:bookmarkEnd w:id="35"/>
+            <w:bookmarkStart w:id="37" w:name="41mghml" w:colFirst="0" w:colLast="0"/>
+            <w:bookmarkEnd w:id="37"/>
             <w:r>
               <w:rPr>
                 <w:color w:val="000000"/>
@@ -2129,16 +2288,15 @@
                 <w:right w:val="nil"/>
                 <w:between w:val="nil"/>
               </w:pBdr>
-              <w:ind w:left="113" w:right="113"/>
-              <w:jc w:val="center"/>
-              <w:rPr>
-                <w:color w:val="000000"/>
-                <w:sz w:val="22"/>
-                <w:szCs w:val="22"/>
-              </w:rPr>
-            </w:pPr>
-            <w:bookmarkStart w:id="36" w:name="2grqrue" w:colFirst="0" w:colLast="0"/>
-            <w:bookmarkEnd w:id="36"/>
+              <w:jc w:val="center"/>
+              <w:rPr>
+                <w:color w:val="000000"/>
+                <w:sz w:val="22"/>
+                <w:szCs w:val="22"/>
+              </w:rPr>
+            </w:pPr>
+            <w:bookmarkStart w:id="38" w:name="2grqrue" w:colFirst="0" w:colLast="0"/>
+            <w:bookmarkEnd w:id="38"/>
             <w:r>
               <w:rPr>
                 <w:color w:val="000000"/>
@@ -2165,16 +2323,15 @@
                 <w:right w:val="nil"/>
                 <w:between w:val="nil"/>
               </w:pBdr>
-              <w:ind w:left="113" w:right="113"/>
-              <w:jc w:val="center"/>
-              <w:rPr>
-                <w:color w:val="000000"/>
-                <w:sz w:val="22"/>
-                <w:szCs w:val="22"/>
-              </w:rPr>
-            </w:pPr>
-            <w:bookmarkStart w:id="37" w:name="vx1227" w:colFirst="0" w:colLast="0"/>
-            <w:bookmarkEnd w:id="37"/>
+              <w:jc w:val="center"/>
+              <w:rPr>
+                <w:color w:val="000000"/>
+                <w:sz w:val="22"/>
+                <w:szCs w:val="22"/>
+              </w:rPr>
+            </w:pPr>
+            <w:bookmarkStart w:id="39" w:name="vx1227" w:colFirst="0" w:colLast="0"/>
+            <w:bookmarkEnd w:id="39"/>
             <w:r>
               <w:rPr>
                 <w:color w:val="000000"/>
@@ -2201,16 +2358,15 @@
                 <w:right w:val="nil"/>
                 <w:between w:val="nil"/>
               </w:pBdr>
-              <w:ind w:left="113" w:right="113"/>
-              <w:jc w:val="center"/>
-              <w:rPr>
-                <w:color w:val="000000"/>
-                <w:sz w:val="22"/>
-                <w:szCs w:val="22"/>
-              </w:rPr>
-            </w:pPr>
-            <w:bookmarkStart w:id="38" w:name="3fwokq0" w:colFirst="0" w:colLast="0"/>
-            <w:bookmarkEnd w:id="38"/>
+              <w:jc w:val="center"/>
+              <w:rPr>
+                <w:color w:val="000000"/>
+                <w:sz w:val="22"/>
+                <w:szCs w:val="22"/>
+              </w:rPr>
+            </w:pPr>
+            <w:bookmarkStart w:id="40" w:name="3fwokq0" w:colFirst="0" w:colLast="0"/>
+            <w:bookmarkEnd w:id="40"/>
             <w:r>
               <w:rPr>
                 <w:color w:val="000000"/>
@@ -2237,16 +2393,15 @@
                 <w:right w:val="nil"/>
                 <w:between w:val="nil"/>
               </w:pBdr>
-              <w:ind w:left="113" w:right="113"/>
-              <w:jc w:val="center"/>
-              <w:rPr>
-                <w:color w:val="000000"/>
-                <w:sz w:val="22"/>
-                <w:szCs w:val="22"/>
-              </w:rPr>
-            </w:pPr>
-            <w:bookmarkStart w:id="39" w:name="1v1yuxt" w:colFirst="0" w:colLast="0"/>
-            <w:bookmarkEnd w:id="39"/>
+              <w:jc w:val="center"/>
+              <w:rPr>
+                <w:color w:val="000000"/>
+                <w:sz w:val="22"/>
+                <w:szCs w:val="22"/>
+              </w:rPr>
+            </w:pPr>
+            <w:bookmarkStart w:id="41" w:name="1v1yuxt" w:colFirst="0" w:colLast="0"/>
+            <w:bookmarkEnd w:id="41"/>
             <w:r>
               <w:rPr>
                 <w:color w:val="000000"/>
@@ -2273,16 +2428,15 @@
                 <w:right w:val="nil"/>
                 <w:between w:val="nil"/>
               </w:pBdr>
-              <w:ind w:left="113" w:right="113"/>
-              <w:jc w:val="center"/>
-              <w:rPr>
-                <w:color w:val="000000"/>
-                <w:sz w:val="22"/>
-                <w:szCs w:val="22"/>
-              </w:rPr>
-            </w:pPr>
-            <w:bookmarkStart w:id="40" w:name="4f1mdlm" w:colFirst="0" w:colLast="0"/>
-            <w:bookmarkEnd w:id="40"/>
+              <w:jc w:val="center"/>
+              <w:rPr>
+                <w:color w:val="000000"/>
+                <w:sz w:val="22"/>
+                <w:szCs w:val="22"/>
+              </w:rPr>
+            </w:pPr>
+            <w:bookmarkStart w:id="42" w:name="4f1mdlm" w:colFirst="0" w:colLast="0"/>
+            <w:bookmarkEnd w:id="42"/>
             <w:r>
               <w:rPr>
                 <w:color w:val="000000"/>
@@ -2309,16 +2463,15 @@
                 <w:right w:val="nil"/>
                 <w:between w:val="nil"/>
               </w:pBdr>
-              <w:ind w:left="113" w:right="113"/>
-              <w:jc w:val="center"/>
-              <w:rPr>
-                <w:color w:val="000000"/>
-                <w:sz w:val="22"/>
-                <w:szCs w:val="22"/>
-              </w:rPr>
-            </w:pPr>
-            <w:bookmarkStart w:id="41" w:name="2u6wntf" w:colFirst="0" w:colLast="0"/>
-            <w:bookmarkEnd w:id="41"/>
+              <w:jc w:val="center"/>
+              <w:rPr>
+                <w:color w:val="000000"/>
+                <w:sz w:val="22"/>
+                <w:szCs w:val="22"/>
+              </w:rPr>
+            </w:pPr>
+            <w:bookmarkStart w:id="43" w:name="2u6wntf" w:colFirst="0" w:colLast="0"/>
+            <w:bookmarkEnd w:id="43"/>
             <w:r>
               <w:rPr>
                 <w:color w:val="000000"/>
@@ -2351,8 +2504,8 @@
                 <w:szCs w:val="22"/>
               </w:rPr>
             </w:pPr>
-            <w:bookmarkStart w:id="42" w:name="19c6y18" w:colFirst="0" w:colLast="0"/>
-            <w:bookmarkEnd w:id="42"/>
+            <w:bookmarkStart w:id="44" w:name="19c6y18" w:colFirst="0" w:colLast="0"/>
+            <w:bookmarkEnd w:id="44"/>
             <w:r>
               <w:rPr>
                 <w:color w:val="000000"/>
@@ -2385,8 +2538,8 @@
                 <w:szCs w:val="22"/>
               </w:rPr>
             </w:pPr>
-            <w:bookmarkStart w:id="43" w:name="3tbugp1" w:colFirst="0" w:colLast="0"/>
-            <w:bookmarkEnd w:id="43"/>
+            <w:bookmarkStart w:id="45" w:name="3tbugp1" w:colFirst="0" w:colLast="0"/>
+            <w:bookmarkEnd w:id="45"/>
             <w:r>
               <w:rPr>
                 <w:color w:val="000000"/>
@@ -2413,16 +2566,15 @@
                 <w:right w:val="nil"/>
                 <w:between w:val="nil"/>
               </w:pBdr>
-              <w:ind w:left="113" w:right="113"/>
-              <w:jc w:val="center"/>
-              <w:rPr>
-                <w:color w:val="000000"/>
-                <w:sz w:val="22"/>
-                <w:szCs w:val="22"/>
-              </w:rPr>
-            </w:pPr>
-            <w:bookmarkStart w:id="44" w:name="28h4qwu" w:colFirst="0" w:colLast="0"/>
-            <w:bookmarkEnd w:id="44"/>
+              <w:jc w:val="center"/>
+              <w:rPr>
+                <w:color w:val="000000"/>
+                <w:sz w:val="22"/>
+                <w:szCs w:val="22"/>
+              </w:rPr>
+            </w:pPr>
+            <w:bookmarkStart w:id="46" w:name="28h4qwu" w:colFirst="0" w:colLast="0"/>
+            <w:bookmarkEnd w:id="46"/>
             <w:r>
               <w:rPr>
                 <w:color w:val="000000"/>
@@ -2449,16 +2601,15 @@
                 <w:right w:val="nil"/>
                 <w:between w:val="nil"/>
               </w:pBdr>
-              <w:ind w:left="113" w:right="113"/>
-              <w:jc w:val="center"/>
-              <w:rPr>
-                <w:color w:val="000000"/>
-                <w:sz w:val="22"/>
-                <w:szCs w:val="22"/>
-              </w:rPr>
-            </w:pPr>
-            <w:bookmarkStart w:id="45" w:name="nmf14n" w:colFirst="0" w:colLast="0"/>
-            <w:bookmarkEnd w:id="45"/>
+              <w:jc w:val="center"/>
+              <w:rPr>
+                <w:color w:val="000000"/>
+                <w:sz w:val="22"/>
+                <w:szCs w:val="22"/>
+              </w:rPr>
+            </w:pPr>
+            <w:bookmarkStart w:id="47" w:name="nmf14n" w:colFirst="0" w:colLast="0"/>
+            <w:bookmarkEnd w:id="47"/>
             <w:r>
               <w:rPr>
                 <w:color w:val="000000"/>
@@ -2485,16 +2636,15 @@
                 <w:right w:val="nil"/>
                 <w:between w:val="nil"/>
               </w:pBdr>
-              <w:ind w:left="113" w:right="113"/>
-              <w:jc w:val="center"/>
-              <w:rPr>
-                <w:color w:val="000000"/>
-                <w:sz w:val="22"/>
-                <w:szCs w:val="22"/>
-              </w:rPr>
-            </w:pPr>
-            <w:bookmarkStart w:id="46" w:name="37m2jsg" w:colFirst="0" w:colLast="0"/>
-            <w:bookmarkEnd w:id="46"/>
+              <w:jc w:val="center"/>
+              <w:rPr>
+                <w:color w:val="000000"/>
+                <w:sz w:val="22"/>
+                <w:szCs w:val="22"/>
+              </w:rPr>
+            </w:pPr>
+            <w:bookmarkStart w:id="48" w:name="37m2jsg" w:colFirst="0" w:colLast="0"/>
+            <w:bookmarkEnd w:id="48"/>
             <w:r>
               <w:rPr>
                 <w:color w:val="000000"/>
@@ -2521,16 +2671,15 @@
                 <w:right w:val="nil"/>
                 <w:between w:val="nil"/>
               </w:pBdr>
-              <w:ind w:left="113" w:right="113"/>
-              <w:jc w:val="center"/>
-              <w:rPr>
-                <w:color w:val="000000"/>
-                <w:sz w:val="22"/>
-                <w:szCs w:val="22"/>
-              </w:rPr>
-            </w:pPr>
-            <w:bookmarkStart w:id="47" w:name="1mrcu09" w:colFirst="0" w:colLast="0"/>
-            <w:bookmarkEnd w:id="47"/>
+              <w:jc w:val="center"/>
+              <w:rPr>
+                <w:color w:val="000000"/>
+                <w:sz w:val="22"/>
+                <w:szCs w:val="22"/>
+              </w:rPr>
+            </w:pPr>
+            <w:bookmarkStart w:id="49" w:name="1mrcu09" w:colFirst="0" w:colLast="0"/>
+            <w:bookmarkEnd w:id="49"/>
             <w:r>
               <w:rPr>
                 <w:color w:val="000000"/>
@@ -2557,16 +2706,15 @@
                 <w:right w:val="nil"/>
                 <w:between w:val="nil"/>
               </w:pBdr>
-              <w:ind w:left="113" w:right="113"/>
-              <w:jc w:val="center"/>
-              <w:rPr>
-                <w:color w:val="000000"/>
-                <w:sz w:val="22"/>
-                <w:szCs w:val="22"/>
-              </w:rPr>
-            </w:pPr>
-            <w:bookmarkStart w:id="48" w:name="46r0co2" w:colFirst="0" w:colLast="0"/>
-            <w:bookmarkEnd w:id="48"/>
+              <w:jc w:val="center"/>
+              <w:rPr>
+                <w:color w:val="000000"/>
+                <w:sz w:val="22"/>
+                <w:szCs w:val="22"/>
+              </w:rPr>
+            </w:pPr>
+            <w:bookmarkStart w:id="50" w:name="46r0co2" w:colFirst="0" w:colLast="0"/>
+            <w:bookmarkEnd w:id="50"/>
             <w:r>
               <w:rPr>
                 <w:color w:val="000000"/>
@@ -2593,16 +2741,15 @@
                 <w:right w:val="nil"/>
                 <w:between w:val="nil"/>
               </w:pBdr>
-              <w:ind w:left="113" w:right="113"/>
-              <w:jc w:val="center"/>
-              <w:rPr>
-                <w:color w:val="000000"/>
-                <w:sz w:val="22"/>
-                <w:szCs w:val="22"/>
-              </w:rPr>
-            </w:pPr>
-            <w:bookmarkStart w:id="49" w:name="2lwamvv" w:colFirst="0" w:colLast="0"/>
-            <w:bookmarkEnd w:id="49"/>
+              <w:jc w:val="center"/>
+              <w:rPr>
+                <w:color w:val="000000"/>
+                <w:sz w:val="22"/>
+                <w:szCs w:val="22"/>
+              </w:rPr>
+            </w:pPr>
+            <w:bookmarkStart w:id="51" w:name="2lwamvv" w:colFirst="0" w:colLast="0"/>
+            <w:bookmarkEnd w:id="51"/>
             <w:r>
               <w:rPr>
                 <w:color w:val="000000"/>
@@ -2616,8 +2763,10 @@
       </w:tr>
       <w:tr>
         <w:trPr>
+          <w:gridAfter w:val="1"/>
+          <w:wAfter w:w="12" w:type="dxa"/>
           <w:cantSplit/>
-          <w:trHeight w:val="1436"/>
+          <w:trHeight w:val="1002"/>
         </w:trPr>
         <w:tc>
           <w:tcPr>
@@ -2834,7 +2983,6 @@
                 <w:right w:val="nil"/>
                 <w:between w:val="nil"/>
               </w:pBdr>
-              <w:ind w:left="113" w:right="113"/>
               <w:jc w:val="center"/>
               <w:rPr>
                 <w:color w:val="000000"/>
@@ -2867,7 +3015,6 @@
                 <w:right w:val="nil"/>
                 <w:between w:val="nil"/>
               </w:pBdr>
-              <w:ind w:left="113" w:right="113"/>
               <w:jc w:val="center"/>
               <w:rPr>
                 <w:color w:val="000000"/>
@@ -3062,6 +3209,10 @@
         </w:tc>
       </w:tr>
       <w:tr>
+        <w:trPr>
+          <w:gridAfter w:val="1"/>
+          <w:wAfter w:w="12" w:type="dxa"/>
+        </w:trPr>
         <w:tc>
           <w:tcPr>
             <w:tcW w:w="425" w:type="dxa"/>
@@ -3080,6 +3231,7 @@
                 <w:color w:val="000000"/>
                 <w:sz w:val="22"/>
                 <w:szCs w:val="22"/>
+                <w:lang w:val="en-US"/>
               </w:rPr>
             </w:pPr>
           </w:p>
@@ -3425,6 +3577,7 @@
                 <w:right w:val="nil"/>
                 <w:between w:val="nil"/>
               </w:pBdr>
+              <w:ind w:left="-111" w:right="-120"/>
               <w:jc w:val="center"/>
               <w:rPr>
                 <w:color w:val="000000"/>
@@ -3529,558 +3682,564 @@
                 <w:szCs w:val="22"/>
               </w:rPr>
               <w:t>172</w:t>
-            </w:r>
-          </w:p>
-        </w:tc>
-      </w:tr>
-      <w:tr>
-        <w:tc>
-          <w:tcPr>
-            <w:tcW w:w="425" w:type="dxa"/>
-          </w:tcPr>
-          <w:p>
-            <w:pPr>
-              <w:pBdr>
-                <w:top w:val="nil"/>
-                <w:left w:val="nil"/>
-                <w:bottom w:val="nil"/>
-                <w:right w:val="nil"/>
-                <w:between w:val="nil"/>
-              </w:pBdr>
-              <w:jc w:val="center"/>
-              <w:rPr>
-                <w:color w:val="000000"/>
-                <w:sz w:val="22"/>
-                <w:szCs w:val="22"/>
-              </w:rPr>
-            </w:pPr>
-            <w:bookmarkStart w:id="50" w:name="111kx3o" w:colFirst="0" w:colLast="0"/>
-            <w:bookmarkEnd w:id="50"/>
-            <w:r>
-              <w:rPr>
-                <w:color w:val="000000"/>
-                <w:sz w:val="22"/>
-                <w:szCs w:val="22"/>
-              </w:rPr>
-              <w:t>1</w:t>
-            </w:r>
-          </w:p>
-        </w:tc>
-        <w:tc>
-          <w:tcPr>
-            <w:tcW w:w="2361" w:type="dxa"/>
-          </w:tcPr>
-          <w:p>
-            <w:pPr>
-              <w:pBdr>
-                <w:top w:val="nil"/>
-                <w:left w:val="nil"/>
-                <w:bottom w:val="nil"/>
-                <w:right w:val="nil"/>
-                <w:between w:val="nil"/>
-              </w:pBdr>
-              <w:jc w:val="center"/>
-              <w:rPr>
-                <w:color w:val="000000"/>
-                <w:sz w:val="22"/>
-                <w:szCs w:val="22"/>
-              </w:rPr>
-            </w:pPr>
-            <w:bookmarkStart w:id="51" w:name="3l18frh" w:colFirst="0" w:colLast="0"/>
-            <w:bookmarkEnd w:id="51"/>
-            <w:r>
-              <w:rPr>
-                <w:color w:val="000000"/>
-                <w:sz w:val="22"/>
-                <w:szCs w:val="22"/>
-              </w:rPr>
-              <w:t>2</w:t>
-            </w:r>
-          </w:p>
-        </w:tc>
-        <w:tc>
-          <w:tcPr>
-            <w:tcW w:w="631" w:type="dxa"/>
-          </w:tcPr>
-          <w:p>
-            <w:pPr>
-              <w:pBdr>
-                <w:top w:val="nil"/>
-                <w:left w:val="nil"/>
-                <w:bottom w:val="nil"/>
-                <w:right w:val="nil"/>
-                <w:between w:val="nil"/>
-              </w:pBdr>
-              <w:jc w:val="center"/>
-              <w:rPr>
-                <w:color w:val="000000"/>
-                <w:sz w:val="22"/>
-                <w:szCs w:val="22"/>
-              </w:rPr>
-            </w:pPr>
-            <w:bookmarkStart w:id="52" w:name="206ipza" w:colFirst="0" w:colLast="0"/>
-            <w:bookmarkEnd w:id="52"/>
-            <w:r>
-              <w:rPr>
-                <w:color w:val="000000"/>
-                <w:sz w:val="22"/>
-                <w:szCs w:val="22"/>
-              </w:rPr>
-              <w:t>3</w:t>
-            </w:r>
-          </w:p>
-        </w:tc>
-        <w:tc>
-          <w:tcPr>
-            <w:tcW w:w="631" w:type="dxa"/>
-          </w:tcPr>
-          <w:p>
-            <w:pPr>
-              <w:pBdr>
-                <w:top w:val="nil"/>
-                <w:left w:val="nil"/>
-                <w:bottom w:val="nil"/>
-                <w:right w:val="nil"/>
-                <w:between w:val="nil"/>
-              </w:pBdr>
-              <w:jc w:val="center"/>
-              <w:rPr>
-                <w:color w:val="000000"/>
-                <w:sz w:val="22"/>
-                <w:szCs w:val="22"/>
-              </w:rPr>
-            </w:pPr>
-            <w:bookmarkStart w:id="53" w:name="4k668n3" w:colFirst="0" w:colLast="0"/>
-            <w:bookmarkEnd w:id="53"/>
-            <w:r>
-              <w:rPr>
-                <w:color w:val="000000"/>
-                <w:sz w:val="22"/>
-                <w:szCs w:val="22"/>
-              </w:rPr>
-              <w:t>4</w:t>
-            </w:r>
-          </w:p>
-        </w:tc>
-        <w:tc>
-          <w:tcPr>
-            <w:tcW w:w="627" w:type="dxa"/>
-          </w:tcPr>
-          <w:p>
-            <w:pPr>
-              <w:pBdr>
-                <w:top w:val="nil"/>
-                <w:left w:val="nil"/>
-                <w:bottom w:val="nil"/>
-                <w:right w:val="nil"/>
-                <w:between w:val="nil"/>
-              </w:pBdr>
-              <w:jc w:val="center"/>
-              <w:rPr>
-                <w:color w:val="000000"/>
-                <w:sz w:val="22"/>
-                <w:szCs w:val="22"/>
-              </w:rPr>
-            </w:pPr>
-            <w:bookmarkStart w:id="54" w:name="2zbgiuw" w:colFirst="0" w:colLast="0"/>
-            <w:bookmarkEnd w:id="54"/>
-            <w:r>
-              <w:rPr>
-                <w:color w:val="000000"/>
-                <w:sz w:val="22"/>
-                <w:szCs w:val="22"/>
-              </w:rPr>
-              <w:t>5</w:t>
-            </w:r>
-          </w:p>
-        </w:tc>
-        <w:tc>
-          <w:tcPr>
-            <w:tcW w:w="631" w:type="dxa"/>
-          </w:tcPr>
-          <w:p>
-            <w:pPr>
-              <w:pBdr>
-                <w:top w:val="nil"/>
-                <w:left w:val="nil"/>
-                <w:bottom w:val="nil"/>
-                <w:right w:val="nil"/>
-                <w:between w:val="nil"/>
-              </w:pBdr>
-              <w:jc w:val="center"/>
-              <w:rPr>
-                <w:color w:val="000000"/>
-                <w:sz w:val="22"/>
-                <w:szCs w:val="22"/>
-              </w:rPr>
-            </w:pPr>
-            <w:bookmarkStart w:id="55" w:name="1egqt2p" w:colFirst="0" w:colLast="0"/>
-            <w:bookmarkEnd w:id="55"/>
-            <w:r>
-              <w:rPr>
-                <w:color w:val="000000"/>
-                <w:sz w:val="22"/>
-                <w:szCs w:val="22"/>
-              </w:rPr>
-              <w:t>6</w:t>
-            </w:r>
-          </w:p>
-        </w:tc>
-        <w:tc>
-          <w:tcPr>
-            <w:tcW w:w="900" w:type="dxa"/>
-          </w:tcPr>
-          <w:p>
-            <w:pPr>
-              <w:pBdr>
-                <w:top w:val="nil"/>
-                <w:left w:val="nil"/>
-                <w:bottom w:val="nil"/>
-                <w:right w:val="nil"/>
-                <w:between w:val="nil"/>
-              </w:pBdr>
-              <w:jc w:val="center"/>
-              <w:rPr>
-                <w:color w:val="000000"/>
-                <w:sz w:val="22"/>
-                <w:szCs w:val="22"/>
-              </w:rPr>
-            </w:pPr>
-            <w:bookmarkStart w:id="56" w:name="3ygebqi" w:colFirst="0" w:colLast="0"/>
-            <w:bookmarkEnd w:id="56"/>
-            <w:r>
-              <w:rPr>
-                <w:color w:val="000000"/>
-                <w:sz w:val="22"/>
-                <w:szCs w:val="22"/>
-              </w:rPr>
-              <w:t>7</w:t>
-            </w:r>
-          </w:p>
-        </w:tc>
-        <w:tc>
-          <w:tcPr>
-            <w:tcW w:w="900" w:type="dxa"/>
-          </w:tcPr>
-          <w:p>
-            <w:pPr>
-              <w:pBdr>
-                <w:top w:val="nil"/>
-                <w:left w:val="nil"/>
-                <w:bottom w:val="nil"/>
-                <w:right w:val="nil"/>
-                <w:between w:val="nil"/>
-              </w:pBdr>
-              <w:jc w:val="center"/>
-              <w:rPr>
-                <w:color w:val="000000"/>
-                <w:sz w:val="22"/>
-                <w:szCs w:val="22"/>
-              </w:rPr>
-            </w:pPr>
-            <w:bookmarkStart w:id="57" w:name="2dlolyb" w:colFirst="0" w:colLast="0"/>
-            <w:bookmarkEnd w:id="57"/>
-            <w:r>
-              <w:rPr>
-                <w:color w:val="000000"/>
-                <w:sz w:val="22"/>
-                <w:szCs w:val="22"/>
-              </w:rPr>
-              <w:t>8</w:t>
-            </w:r>
-          </w:p>
-        </w:tc>
-        <w:tc>
-          <w:tcPr>
-            <w:tcW w:w="718" w:type="dxa"/>
-          </w:tcPr>
-          <w:p>
-            <w:pPr>
-              <w:pBdr>
-                <w:top w:val="nil"/>
-                <w:left w:val="nil"/>
-                <w:bottom w:val="nil"/>
-                <w:right w:val="nil"/>
-                <w:between w:val="nil"/>
-              </w:pBdr>
-              <w:jc w:val="center"/>
-              <w:rPr>
-                <w:color w:val="000000"/>
-                <w:sz w:val="22"/>
-                <w:szCs w:val="22"/>
-              </w:rPr>
-            </w:pPr>
-            <w:bookmarkStart w:id="58" w:name="sqyw64" w:colFirst="0" w:colLast="0"/>
-            <w:bookmarkEnd w:id="58"/>
-            <w:r>
-              <w:rPr>
-                <w:color w:val="000000"/>
-                <w:sz w:val="22"/>
-                <w:szCs w:val="22"/>
-              </w:rPr>
-              <w:t>9</w:t>
-            </w:r>
-          </w:p>
-        </w:tc>
-        <w:tc>
-          <w:tcPr>
-            <w:tcW w:w="746" w:type="dxa"/>
-          </w:tcPr>
-          <w:p>
-            <w:pPr>
-              <w:pBdr>
-                <w:top w:val="nil"/>
-                <w:left w:val="nil"/>
-                <w:bottom w:val="nil"/>
-                <w:right w:val="nil"/>
-                <w:between w:val="nil"/>
-              </w:pBdr>
-              <w:jc w:val="center"/>
-              <w:rPr>
-                <w:color w:val="000000"/>
-                <w:sz w:val="22"/>
-                <w:szCs w:val="22"/>
-              </w:rPr>
-            </w:pPr>
-            <w:bookmarkStart w:id="59" w:name="3cqmetx" w:colFirst="0" w:colLast="0"/>
-            <w:bookmarkEnd w:id="59"/>
-            <w:r>
-              <w:rPr>
-                <w:color w:val="000000"/>
-                <w:sz w:val="22"/>
-                <w:szCs w:val="22"/>
-              </w:rPr>
-              <w:t>10</w:t>
-            </w:r>
-          </w:p>
-        </w:tc>
-        <w:tc>
-          <w:tcPr>
-            <w:tcW w:w="2371" w:type="dxa"/>
-          </w:tcPr>
-          <w:p>
-            <w:pPr>
-              <w:pBdr>
-                <w:top w:val="nil"/>
-                <w:left w:val="nil"/>
-                <w:bottom w:val="nil"/>
-                <w:right w:val="nil"/>
-                <w:between w:val="nil"/>
-              </w:pBdr>
-              <w:jc w:val="center"/>
-              <w:rPr>
-                <w:color w:val="000000"/>
-                <w:sz w:val="22"/>
-                <w:szCs w:val="22"/>
-              </w:rPr>
-            </w:pPr>
-            <w:bookmarkStart w:id="60" w:name="1rvwp1q" w:colFirst="0" w:colLast="0"/>
-            <w:bookmarkEnd w:id="60"/>
-            <w:r>
-              <w:rPr>
-                <w:color w:val="000000"/>
-                <w:sz w:val="22"/>
-                <w:szCs w:val="22"/>
-              </w:rPr>
-              <w:t>11</w:t>
-            </w:r>
-          </w:p>
-        </w:tc>
-        <w:tc>
-          <w:tcPr>
-            <w:tcW w:w="658" w:type="dxa"/>
-          </w:tcPr>
-          <w:p>
-            <w:pPr>
-              <w:pBdr>
-                <w:top w:val="nil"/>
-                <w:left w:val="nil"/>
-                <w:bottom w:val="nil"/>
-                <w:right w:val="nil"/>
-                <w:between w:val="nil"/>
-              </w:pBdr>
-              <w:jc w:val="center"/>
-              <w:rPr>
-                <w:color w:val="000000"/>
-                <w:sz w:val="22"/>
-                <w:szCs w:val="22"/>
-              </w:rPr>
-            </w:pPr>
-            <w:bookmarkStart w:id="61" w:name="4bvk7pj" w:colFirst="0" w:colLast="0"/>
-            <w:bookmarkEnd w:id="61"/>
-            <w:r>
-              <w:rPr>
-                <w:color w:val="000000"/>
-                <w:sz w:val="22"/>
-                <w:szCs w:val="22"/>
-              </w:rPr>
-              <w:t>12</w:t>
-            </w:r>
-          </w:p>
-        </w:tc>
-        <w:tc>
-          <w:tcPr>
-            <w:tcW w:w="734" w:type="dxa"/>
-          </w:tcPr>
-          <w:p>
-            <w:pPr>
-              <w:pBdr>
-                <w:top w:val="nil"/>
-                <w:left w:val="nil"/>
-                <w:bottom w:val="nil"/>
-                <w:right w:val="nil"/>
-                <w:between w:val="nil"/>
-              </w:pBdr>
-              <w:jc w:val="center"/>
-              <w:rPr>
-                <w:color w:val="000000"/>
-                <w:sz w:val="22"/>
-                <w:szCs w:val="22"/>
-              </w:rPr>
-            </w:pPr>
-            <w:bookmarkStart w:id="62" w:name="2r0uhxc" w:colFirst="0" w:colLast="0"/>
-            <w:bookmarkEnd w:id="62"/>
-            <w:r>
-              <w:rPr>
-                <w:color w:val="000000"/>
-                <w:sz w:val="22"/>
-                <w:szCs w:val="22"/>
-              </w:rPr>
-              <w:t>13</w:t>
-            </w:r>
-          </w:p>
-        </w:tc>
-        <w:tc>
-          <w:tcPr>
-            <w:tcW w:w="567" w:type="dxa"/>
-          </w:tcPr>
-          <w:p>
-            <w:pPr>
-              <w:pBdr>
-                <w:top w:val="nil"/>
-                <w:left w:val="nil"/>
-                <w:bottom w:val="nil"/>
-                <w:right w:val="nil"/>
-                <w:between w:val="nil"/>
-              </w:pBdr>
-              <w:jc w:val="center"/>
-              <w:rPr>
-                <w:color w:val="000000"/>
-                <w:sz w:val="22"/>
-                <w:szCs w:val="22"/>
-              </w:rPr>
-            </w:pPr>
-            <w:bookmarkStart w:id="63" w:name="1664s55" w:colFirst="0" w:colLast="0"/>
-            <w:bookmarkEnd w:id="63"/>
-            <w:r>
-              <w:rPr>
-                <w:color w:val="000000"/>
-                <w:sz w:val="22"/>
-                <w:szCs w:val="22"/>
-              </w:rPr>
-              <w:t>14</w:t>
-            </w:r>
-          </w:p>
-        </w:tc>
-        <w:tc>
-          <w:tcPr>
-            <w:tcW w:w="629" w:type="dxa"/>
-          </w:tcPr>
-          <w:p>
-            <w:pPr>
-              <w:pBdr>
-                <w:top w:val="nil"/>
-                <w:left w:val="nil"/>
-                <w:bottom w:val="nil"/>
-                <w:right w:val="nil"/>
-                <w:between w:val="nil"/>
-              </w:pBdr>
-              <w:jc w:val="center"/>
-              <w:rPr>
-                <w:color w:val="000000"/>
-                <w:sz w:val="22"/>
-                <w:szCs w:val="22"/>
-              </w:rPr>
-            </w:pPr>
-            <w:bookmarkStart w:id="64" w:name="3q5sasy" w:colFirst="0" w:colLast="0"/>
-            <w:bookmarkEnd w:id="64"/>
-            <w:r>
-              <w:rPr>
-                <w:color w:val="000000"/>
-                <w:sz w:val="22"/>
-                <w:szCs w:val="22"/>
-              </w:rPr>
-              <w:t>15</w:t>
-            </w:r>
-          </w:p>
-        </w:tc>
-        <w:tc>
-          <w:tcPr>
-            <w:tcW w:w="846" w:type="dxa"/>
-          </w:tcPr>
-          <w:p>
-            <w:pPr>
-              <w:pBdr>
-                <w:top w:val="nil"/>
-                <w:left w:val="nil"/>
-                <w:bottom w:val="nil"/>
-                <w:right w:val="nil"/>
-                <w:between w:val="nil"/>
-              </w:pBdr>
-              <w:jc w:val="center"/>
-              <w:rPr>
-                <w:color w:val="000000"/>
-                <w:sz w:val="22"/>
-                <w:szCs w:val="22"/>
-              </w:rPr>
-            </w:pPr>
-            <w:bookmarkStart w:id="65" w:name="25b2l0r" w:colFirst="0" w:colLast="0"/>
-            <w:bookmarkEnd w:id="65"/>
-            <w:r>
-              <w:rPr>
-                <w:color w:val="000000"/>
-                <w:sz w:val="22"/>
-                <w:szCs w:val="22"/>
-              </w:rPr>
-              <w:t>16</w:t>
-            </w:r>
-          </w:p>
-        </w:tc>
-        <w:tc>
-          <w:tcPr>
-            <w:tcW w:w="844" w:type="dxa"/>
-          </w:tcPr>
-          <w:p>
-            <w:pPr>
-              <w:pBdr>
-                <w:top w:val="nil"/>
-                <w:left w:val="nil"/>
-                <w:bottom w:val="nil"/>
-                <w:right w:val="nil"/>
-                <w:between w:val="nil"/>
-              </w:pBdr>
-              <w:jc w:val="center"/>
-              <w:rPr>
-                <w:color w:val="000000"/>
-                <w:sz w:val="22"/>
-                <w:szCs w:val="22"/>
-              </w:rPr>
-            </w:pPr>
-            <w:bookmarkStart w:id="66" w:name="kgcv8k" w:colFirst="0" w:colLast="0"/>
-            <w:bookmarkEnd w:id="66"/>
-            <w:r>
-              <w:rPr>
-                <w:color w:val="000000"/>
-                <w:sz w:val="22"/>
-                <w:szCs w:val="22"/>
-              </w:rPr>
-              <w:t>17</w:t>
             </w:r>
           </w:p>
         </w:tc>
       </w:tr>
       <w:tr>
         <w:trPr>
+          <w:gridAfter w:val="1"/>
+          <w:wAfter w:w="12" w:type="dxa"/>
+        </w:trPr>
+        <w:tc>
+          <w:tcPr>
+            <w:tcW w:w="425" w:type="dxa"/>
+          </w:tcPr>
+          <w:p>
+            <w:pPr>
+              <w:pBdr>
+                <w:top w:val="nil"/>
+                <w:left w:val="nil"/>
+                <w:bottom w:val="nil"/>
+                <w:right w:val="nil"/>
+                <w:between w:val="nil"/>
+              </w:pBdr>
+              <w:jc w:val="center"/>
+              <w:rPr>
+                <w:color w:val="000000"/>
+                <w:sz w:val="22"/>
+                <w:szCs w:val="22"/>
+              </w:rPr>
+            </w:pPr>
+            <w:bookmarkStart w:id="52" w:name="111kx3o" w:colFirst="0" w:colLast="0"/>
+            <w:bookmarkEnd w:id="52"/>
+            <w:r>
+              <w:rPr>
+                <w:color w:val="000000"/>
+                <w:sz w:val="22"/>
+                <w:szCs w:val="22"/>
+              </w:rPr>
+              <w:t>1</w:t>
+            </w:r>
+          </w:p>
+        </w:tc>
+        <w:tc>
+          <w:tcPr>
+            <w:tcW w:w="2361" w:type="dxa"/>
+          </w:tcPr>
+          <w:p>
+            <w:pPr>
+              <w:pBdr>
+                <w:top w:val="nil"/>
+                <w:left w:val="nil"/>
+                <w:bottom w:val="nil"/>
+                <w:right w:val="nil"/>
+                <w:between w:val="nil"/>
+              </w:pBdr>
+              <w:jc w:val="center"/>
+              <w:rPr>
+                <w:color w:val="000000"/>
+                <w:sz w:val="22"/>
+                <w:szCs w:val="22"/>
+              </w:rPr>
+            </w:pPr>
+            <w:bookmarkStart w:id="53" w:name="3l18frh" w:colFirst="0" w:colLast="0"/>
+            <w:bookmarkEnd w:id="53"/>
+            <w:r>
+              <w:rPr>
+                <w:color w:val="000000"/>
+                <w:sz w:val="22"/>
+                <w:szCs w:val="22"/>
+              </w:rPr>
+              <w:t>2</w:t>
+            </w:r>
+          </w:p>
+        </w:tc>
+        <w:tc>
+          <w:tcPr>
+            <w:tcW w:w="631" w:type="dxa"/>
+          </w:tcPr>
+          <w:p>
+            <w:pPr>
+              <w:pBdr>
+                <w:top w:val="nil"/>
+                <w:left w:val="nil"/>
+                <w:bottom w:val="nil"/>
+                <w:right w:val="nil"/>
+                <w:between w:val="nil"/>
+              </w:pBdr>
+              <w:jc w:val="center"/>
+              <w:rPr>
+                <w:color w:val="000000"/>
+                <w:sz w:val="22"/>
+                <w:szCs w:val="22"/>
+              </w:rPr>
+            </w:pPr>
+            <w:bookmarkStart w:id="54" w:name="206ipza" w:colFirst="0" w:colLast="0"/>
+            <w:bookmarkEnd w:id="54"/>
+            <w:r>
+              <w:rPr>
+                <w:color w:val="000000"/>
+                <w:sz w:val="22"/>
+                <w:szCs w:val="22"/>
+              </w:rPr>
+              <w:t>3</w:t>
+            </w:r>
+          </w:p>
+        </w:tc>
+        <w:tc>
+          <w:tcPr>
+            <w:tcW w:w="631" w:type="dxa"/>
+          </w:tcPr>
+          <w:p>
+            <w:pPr>
+              <w:pBdr>
+                <w:top w:val="nil"/>
+                <w:left w:val="nil"/>
+                <w:bottom w:val="nil"/>
+                <w:right w:val="nil"/>
+                <w:between w:val="nil"/>
+              </w:pBdr>
+              <w:jc w:val="center"/>
+              <w:rPr>
+                <w:color w:val="000000"/>
+                <w:sz w:val="22"/>
+                <w:szCs w:val="22"/>
+              </w:rPr>
+            </w:pPr>
+            <w:bookmarkStart w:id="55" w:name="4k668n3" w:colFirst="0" w:colLast="0"/>
+            <w:bookmarkEnd w:id="55"/>
+            <w:r>
+              <w:rPr>
+                <w:color w:val="000000"/>
+                <w:sz w:val="22"/>
+                <w:szCs w:val="22"/>
+              </w:rPr>
+              <w:t>4</w:t>
+            </w:r>
+          </w:p>
+        </w:tc>
+        <w:tc>
+          <w:tcPr>
+            <w:tcW w:w="627" w:type="dxa"/>
+          </w:tcPr>
+          <w:p>
+            <w:pPr>
+              <w:pBdr>
+                <w:top w:val="nil"/>
+                <w:left w:val="nil"/>
+                <w:bottom w:val="nil"/>
+                <w:right w:val="nil"/>
+                <w:between w:val="nil"/>
+              </w:pBdr>
+              <w:jc w:val="center"/>
+              <w:rPr>
+                <w:color w:val="000000"/>
+                <w:sz w:val="22"/>
+                <w:szCs w:val="22"/>
+              </w:rPr>
+            </w:pPr>
+            <w:bookmarkStart w:id="56" w:name="2zbgiuw" w:colFirst="0" w:colLast="0"/>
+            <w:bookmarkEnd w:id="56"/>
+            <w:r>
+              <w:rPr>
+                <w:color w:val="000000"/>
+                <w:sz w:val="22"/>
+                <w:szCs w:val="22"/>
+              </w:rPr>
+              <w:t>5</w:t>
+            </w:r>
+          </w:p>
+        </w:tc>
+        <w:tc>
+          <w:tcPr>
+            <w:tcW w:w="631" w:type="dxa"/>
+          </w:tcPr>
+          <w:p>
+            <w:pPr>
+              <w:pBdr>
+                <w:top w:val="nil"/>
+                <w:left w:val="nil"/>
+                <w:bottom w:val="nil"/>
+                <w:right w:val="nil"/>
+                <w:between w:val="nil"/>
+              </w:pBdr>
+              <w:jc w:val="center"/>
+              <w:rPr>
+                <w:color w:val="000000"/>
+                <w:sz w:val="22"/>
+                <w:szCs w:val="22"/>
+              </w:rPr>
+            </w:pPr>
+            <w:bookmarkStart w:id="57" w:name="1egqt2p" w:colFirst="0" w:colLast="0"/>
+            <w:bookmarkEnd w:id="57"/>
+            <w:r>
+              <w:rPr>
+                <w:color w:val="000000"/>
+                <w:sz w:val="22"/>
+                <w:szCs w:val="22"/>
+              </w:rPr>
+              <w:t>6</w:t>
+            </w:r>
+          </w:p>
+        </w:tc>
+        <w:tc>
+          <w:tcPr>
+            <w:tcW w:w="900" w:type="dxa"/>
+          </w:tcPr>
+          <w:p>
+            <w:pPr>
+              <w:pBdr>
+                <w:top w:val="nil"/>
+                <w:left w:val="nil"/>
+                <w:bottom w:val="nil"/>
+                <w:right w:val="nil"/>
+                <w:between w:val="nil"/>
+              </w:pBdr>
+              <w:jc w:val="center"/>
+              <w:rPr>
+                <w:color w:val="000000"/>
+                <w:sz w:val="22"/>
+                <w:szCs w:val="22"/>
+              </w:rPr>
+            </w:pPr>
+            <w:bookmarkStart w:id="58" w:name="3ygebqi" w:colFirst="0" w:colLast="0"/>
+            <w:bookmarkEnd w:id="58"/>
+            <w:r>
+              <w:rPr>
+                <w:color w:val="000000"/>
+                <w:sz w:val="22"/>
+                <w:szCs w:val="22"/>
+              </w:rPr>
+              <w:t>7</w:t>
+            </w:r>
+          </w:p>
+        </w:tc>
+        <w:tc>
+          <w:tcPr>
+            <w:tcW w:w="900" w:type="dxa"/>
+          </w:tcPr>
+          <w:p>
+            <w:pPr>
+              <w:pBdr>
+                <w:top w:val="nil"/>
+                <w:left w:val="nil"/>
+                <w:bottom w:val="nil"/>
+                <w:right w:val="nil"/>
+                <w:between w:val="nil"/>
+              </w:pBdr>
+              <w:jc w:val="center"/>
+              <w:rPr>
+                <w:color w:val="000000"/>
+                <w:sz w:val="22"/>
+                <w:szCs w:val="22"/>
+              </w:rPr>
+            </w:pPr>
+            <w:bookmarkStart w:id="59" w:name="2dlolyb" w:colFirst="0" w:colLast="0"/>
+            <w:bookmarkEnd w:id="59"/>
+            <w:r>
+              <w:rPr>
+                <w:color w:val="000000"/>
+                <w:sz w:val="22"/>
+                <w:szCs w:val="22"/>
+              </w:rPr>
+              <w:t>8</w:t>
+            </w:r>
+          </w:p>
+        </w:tc>
+        <w:tc>
+          <w:tcPr>
+            <w:tcW w:w="718" w:type="dxa"/>
+          </w:tcPr>
+          <w:p>
+            <w:pPr>
+              <w:pBdr>
+                <w:top w:val="nil"/>
+                <w:left w:val="nil"/>
+                <w:bottom w:val="nil"/>
+                <w:right w:val="nil"/>
+                <w:between w:val="nil"/>
+              </w:pBdr>
+              <w:jc w:val="center"/>
+              <w:rPr>
+                <w:color w:val="000000"/>
+                <w:sz w:val="22"/>
+                <w:szCs w:val="22"/>
+              </w:rPr>
+            </w:pPr>
+            <w:bookmarkStart w:id="60" w:name="sqyw64" w:colFirst="0" w:colLast="0"/>
+            <w:bookmarkEnd w:id="60"/>
+            <w:r>
+              <w:rPr>
+                <w:color w:val="000000"/>
+                <w:sz w:val="22"/>
+                <w:szCs w:val="22"/>
+              </w:rPr>
+              <w:t>9</w:t>
+            </w:r>
+          </w:p>
+        </w:tc>
+        <w:tc>
+          <w:tcPr>
+            <w:tcW w:w="746" w:type="dxa"/>
+          </w:tcPr>
+          <w:p>
+            <w:pPr>
+              <w:pBdr>
+                <w:top w:val="nil"/>
+                <w:left w:val="nil"/>
+                <w:bottom w:val="nil"/>
+                <w:right w:val="nil"/>
+                <w:between w:val="nil"/>
+              </w:pBdr>
+              <w:jc w:val="center"/>
+              <w:rPr>
+                <w:color w:val="000000"/>
+                <w:sz w:val="22"/>
+                <w:szCs w:val="22"/>
+              </w:rPr>
+            </w:pPr>
+            <w:bookmarkStart w:id="61" w:name="3cqmetx" w:colFirst="0" w:colLast="0"/>
+            <w:bookmarkEnd w:id="61"/>
+            <w:r>
+              <w:rPr>
+                <w:color w:val="000000"/>
+                <w:sz w:val="22"/>
+                <w:szCs w:val="22"/>
+              </w:rPr>
+              <w:t>10</w:t>
+            </w:r>
+          </w:p>
+        </w:tc>
+        <w:tc>
+          <w:tcPr>
+            <w:tcW w:w="2371" w:type="dxa"/>
+          </w:tcPr>
+          <w:p>
+            <w:pPr>
+              <w:pBdr>
+                <w:top w:val="nil"/>
+                <w:left w:val="nil"/>
+                <w:bottom w:val="nil"/>
+                <w:right w:val="nil"/>
+                <w:between w:val="nil"/>
+              </w:pBdr>
+              <w:jc w:val="center"/>
+              <w:rPr>
+                <w:color w:val="000000"/>
+                <w:sz w:val="22"/>
+                <w:szCs w:val="22"/>
+              </w:rPr>
+            </w:pPr>
+            <w:bookmarkStart w:id="62" w:name="1rvwp1q" w:colFirst="0" w:colLast="0"/>
+            <w:bookmarkEnd w:id="62"/>
+            <w:r>
+              <w:rPr>
+                <w:color w:val="000000"/>
+                <w:sz w:val="22"/>
+                <w:szCs w:val="22"/>
+              </w:rPr>
+              <w:t>11</w:t>
+            </w:r>
+          </w:p>
+        </w:tc>
+        <w:tc>
+          <w:tcPr>
+            <w:tcW w:w="658" w:type="dxa"/>
+          </w:tcPr>
+          <w:p>
+            <w:pPr>
+              <w:pBdr>
+                <w:top w:val="nil"/>
+                <w:left w:val="nil"/>
+                <w:bottom w:val="nil"/>
+                <w:right w:val="nil"/>
+                <w:between w:val="nil"/>
+              </w:pBdr>
+              <w:jc w:val="center"/>
+              <w:rPr>
+                <w:color w:val="000000"/>
+                <w:sz w:val="22"/>
+                <w:szCs w:val="22"/>
+              </w:rPr>
+            </w:pPr>
+            <w:bookmarkStart w:id="63" w:name="4bvk7pj" w:colFirst="0" w:colLast="0"/>
+            <w:bookmarkEnd w:id="63"/>
+            <w:r>
+              <w:rPr>
+                <w:color w:val="000000"/>
+                <w:sz w:val="22"/>
+                <w:szCs w:val="22"/>
+              </w:rPr>
+              <w:t>12</w:t>
+            </w:r>
+          </w:p>
+        </w:tc>
+        <w:tc>
+          <w:tcPr>
+            <w:tcW w:w="734" w:type="dxa"/>
+          </w:tcPr>
+          <w:p>
+            <w:pPr>
+              <w:pBdr>
+                <w:top w:val="nil"/>
+                <w:left w:val="nil"/>
+                <w:bottom w:val="nil"/>
+                <w:right w:val="nil"/>
+                <w:between w:val="nil"/>
+              </w:pBdr>
+              <w:jc w:val="center"/>
+              <w:rPr>
+                <w:color w:val="000000"/>
+                <w:sz w:val="22"/>
+                <w:szCs w:val="22"/>
+              </w:rPr>
+            </w:pPr>
+            <w:bookmarkStart w:id="64" w:name="2r0uhxc" w:colFirst="0" w:colLast="0"/>
+            <w:bookmarkEnd w:id="64"/>
+            <w:r>
+              <w:rPr>
+                <w:color w:val="000000"/>
+                <w:sz w:val="22"/>
+                <w:szCs w:val="22"/>
+              </w:rPr>
+              <w:t>13</w:t>
+            </w:r>
+          </w:p>
+        </w:tc>
+        <w:tc>
+          <w:tcPr>
+            <w:tcW w:w="567" w:type="dxa"/>
+          </w:tcPr>
+          <w:p>
+            <w:pPr>
+              <w:pBdr>
+                <w:top w:val="nil"/>
+                <w:left w:val="nil"/>
+                <w:bottom w:val="nil"/>
+                <w:right w:val="nil"/>
+                <w:between w:val="nil"/>
+              </w:pBdr>
+              <w:jc w:val="center"/>
+              <w:rPr>
+                <w:color w:val="000000"/>
+                <w:sz w:val="22"/>
+                <w:szCs w:val="22"/>
+              </w:rPr>
+            </w:pPr>
+            <w:bookmarkStart w:id="65" w:name="1664s55" w:colFirst="0" w:colLast="0"/>
+            <w:bookmarkEnd w:id="65"/>
+            <w:r>
+              <w:rPr>
+                <w:color w:val="000000"/>
+                <w:sz w:val="22"/>
+                <w:szCs w:val="22"/>
+              </w:rPr>
+              <w:t>14</w:t>
+            </w:r>
+          </w:p>
+        </w:tc>
+        <w:tc>
+          <w:tcPr>
+            <w:tcW w:w="629" w:type="dxa"/>
+          </w:tcPr>
+          <w:p>
+            <w:pPr>
+              <w:pBdr>
+                <w:top w:val="nil"/>
+                <w:left w:val="nil"/>
+                <w:bottom w:val="nil"/>
+                <w:right w:val="nil"/>
+                <w:between w:val="nil"/>
+              </w:pBdr>
+              <w:jc w:val="center"/>
+              <w:rPr>
+                <w:color w:val="000000"/>
+                <w:sz w:val="22"/>
+                <w:szCs w:val="22"/>
+              </w:rPr>
+            </w:pPr>
+            <w:bookmarkStart w:id="66" w:name="3q5sasy" w:colFirst="0" w:colLast="0"/>
+            <w:bookmarkEnd w:id="66"/>
+            <w:r>
+              <w:rPr>
+                <w:color w:val="000000"/>
+                <w:sz w:val="22"/>
+                <w:szCs w:val="22"/>
+              </w:rPr>
+              <w:t>15</w:t>
+            </w:r>
+          </w:p>
+        </w:tc>
+        <w:tc>
+          <w:tcPr>
+            <w:tcW w:w="846" w:type="dxa"/>
+          </w:tcPr>
+          <w:p>
+            <w:pPr>
+              <w:pBdr>
+                <w:top w:val="nil"/>
+                <w:left w:val="nil"/>
+                <w:bottom w:val="nil"/>
+                <w:right w:val="nil"/>
+                <w:between w:val="nil"/>
+              </w:pBdr>
+              <w:jc w:val="center"/>
+              <w:rPr>
+                <w:color w:val="000000"/>
+                <w:sz w:val="22"/>
+                <w:szCs w:val="22"/>
+              </w:rPr>
+            </w:pPr>
+            <w:bookmarkStart w:id="67" w:name="25b2l0r" w:colFirst="0" w:colLast="0"/>
+            <w:bookmarkEnd w:id="67"/>
+            <w:r>
+              <w:rPr>
+                <w:color w:val="000000"/>
+                <w:sz w:val="22"/>
+                <w:szCs w:val="22"/>
+              </w:rPr>
+              <w:t>16</w:t>
+            </w:r>
+          </w:p>
+        </w:tc>
+        <w:tc>
+          <w:tcPr>
+            <w:tcW w:w="844" w:type="dxa"/>
+          </w:tcPr>
+          <w:p>
+            <w:pPr>
+              <w:pBdr>
+                <w:top w:val="nil"/>
+                <w:left w:val="nil"/>
+                <w:bottom w:val="nil"/>
+                <w:right w:val="nil"/>
+                <w:between w:val="nil"/>
+              </w:pBdr>
+              <w:jc w:val="center"/>
+              <w:rPr>
+                <w:color w:val="000000"/>
+                <w:sz w:val="22"/>
+                <w:szCs w:val="22"/>
+              </w:rPr>
+            </w:pPr>
+            <w:bookmarkStart w:id="68" w:name="kgcv8k" w:colFirst="0" w:colLast="0"/>
+            <w:bookmarkEnd w:id="68"/>
+            <w:r>
+              <w:rPr>
+                <w:color w:val="000000"/>
+                <w:sz w:val="22"/>
+                <w:szCs w:val="22"/>
+              </w:rPr>
+              <w:t>17</w:t>
+            </w:r>
+          </w:p>
+        </w:tc>
+      </w:tr>
+      <w:tr>
+        <w:trPr>
+          <w:gridAfter w:val="1"/>
+          <w:wAfter w:w="12" w:type="dxa"/>
           <w:cantSplit/>
           <w:trHeight w:val="1139"/>
         </w:trPr>
@@ -4370,8 +4529,8 @@
           <w:szCs w:val="22"/>
         </w:rPr>
       </w:pPr>
-      <w:bookmarkStart w:id="67" w:name="pkwqa1" w:colFirst="0" w:colLast="0"/>
-      <w:bookmarkEnd w:id="67"/>
+      <w:bookmarkStart w:id="69" w:name="pkwqa1" w:colFirst="0" w:colLast="0"/>
+      <w:bookmarkEnd w:id="69"/>
     </w:p>
     <w:tbl>
       <w:tblPr>
@@ -4420,6 +4579,359 @@
                 <w:between w:val="nil"/>
               </w:pBdr>
               <w:ind w:firstLine="342"/>
+              <w:jc w:val="both"/>
+              <w:rPr>
+                <w:sz w:val="22"/>
+                <w:szCs w:val="22"/>
+              </w:rPr>
+            </w:pPr>
+            <w:r>
+              <w:rPr>
+                <w:sz w:val="22"/>
+                <w:szCs w:val="22"/>
+              </w:rPr>
+              <w:lastRenderedPageBreak/>
+              <w:t xml:space="preserve">Вказане в акті майно </w:t>
+            </w:r>
+            <w:r>
+              <w:rPr>
+                <w:color w:val="000000"/>
+                <w:sz w:val="22"/>
+                <w:szCs w:val="22"/>
+              </w:rPr>
+              <w:fldChar w:fldCharType="begin"/>
+            </w:r>
+            <w:r>
+              <w:rPr>
+                <w:color w:val="000000"/>
+                <w:sz w:val="22"/>
+                <w:szCs w:val="22"/>
+              </w:rPr>
+              <w:instrText xml:space="preserve"> MERGEFIELD  SERVICE_NAME_GENITIVE  \* MERGEFORMAT </w:instrText>
+            </w:r>
+            <w:r>
+              <w:rPr>
+                <w:color w:val="000000"/>
+                <w:sz w:val="22"/>
+                <w:szCs w:val="22"/>
+              </w:rPr>
+              <w:fldChar w:fldCharType="separate"/>
+            </w:r>
+            <w:r>
+              <w:rPr>
+                <w:noProof/>
+                <w:color w:val="000000"/>
+                <w:sz w:val="22"/>
+                <w:szCs w:val="22"/>
+              </w:rPr>
+              <w:t>«SERVICE_NAME_GENITIVE»</w:t>
+            </w:r>
+            <w:r>
+              <w:rPr>
+                <w:color w:val="000000"/>
+                <w:sz w:val="22"/>
+                <w:szCs w:val="22"/>
+              </w:rPr>
+              <w:fldChar w:fldCharType="end"/>
+            </w:r>
+            <w:r>
+              <w:rPr>
+                <w:sz w:val="22"/>
+                <w:szCs w:val="22"/>
+              </w:rPr>
+              <w:t xml:space="preserve"> бу</w:t>
+            </w:r>
+            <w:r>
+              <w:rPr>
+                <w:sz w:val="22"/>
+                <w:szCs w:val="22"/>
+              </w:rPr>
+              <w:t>ло</w:t>
+            </w:r>
+            <w:r>
+              <w:rPr>
+                <w:sz w:val="22"/>
+                <w:szCs w:val="22"/>
+              </w:rPr>
+              <w:t xml:space="preserve"> повністю </w:t>
+            </w:r>
+            <w:r>
+              <w:rPr>
+                <w:bCs/>
+                <w:sz w:val="22"/>
+                <w:szCs w:val="22"/>
+              </w:rPr>
+              <w:t>з</w:t>
+            </w:r>
+            <w:r>
+              <w:rPr>
+                <w:sz w:val="22"/>
+                <w:szCs w:val="22"/>
+              </w:rPr>
+              <w:t>нищен</w:t>
+            </w:r>
+            <w:r>
+              <w:rPr>
+                <w:sz w:val="22"/>
+                <w:szCs w:val="22"/>
+              </w:rPr>
+              <w:t>е</w:t>
+            </w:r>
+            <w:r>
+              <w:rPr>
+                <w:sz w:val="22"/>
+                <w:szCs w:val="22"/>
+              </w:rPr>
+              <w:t xml:space="preserve"> </w:t>
+            </w:r>
+            <w:r>
+              <w:rPr>
+                <w:sz w:val="22"/>
+                <w:szCs w:val="22"/>
+                <w:lang w:val="en-US"/>
+              </w:rPr>
+              <w:fldChar w:fldCharType="begin"/>
+            </w:r>
+            <w:r>
+              <w:rPr>
+                <w:sz w:val="22"/>
+                <w:szCs w:val="22"/>
+                <w:lang w:val="en-US"/>
+              </w:rPr>
+              <w:instrText xml:space="preserve"> MERGEFIELD  EVENT_DATE  \* MERGEFORMAT </w:instrText>
+            </w:r>
+            <w:r>
+              <w:rPr>
+                <w:sz w:val="22"/>
+                <w:szCs w:val="22"/>
+                <w:lang w:val="en-US"/>
+              </w:rPr>
+              <w:fldChar w:fldCharType="separate"/>
+            </w:r>
+            <w:r>
+              <w:rPr>
+                <w:noProof/>
+                <w:sz w:val="22"/>
+                <w:szCs w:val="22"/>
+                <w:lang w:val="en-US"/>
+              </w:rPr>
+              <w:t>«EVENT_DATE»</w:t>
+            </w:r>
+            <w:r>
+              <w:rPr>
+                <w:sz w:val="22"/>
+                <w:szCs w:val="22"/>
+                <w:lang w:val="en-US"/>
+              </w:rPr>
+              <w:fldChar w:fldCharType="end"/>
+            </w:r>
+            <w:r>
+              <w:rPr>
+                <w:sz w:val="22"/>
+                <w:szCs w:val="22"/>
+                <w:lang w:val="en-US"/>
+              </w:rPr>
+              <w:t xml:space="preserve"> </w:t>
+            </w:r>
+            <w:r>
+              <w:rPr>
+                <w:sz w:val="22"/>
+                <w:szCs w:val="22"/>
+              </w:rPr>
+              <w:fldChar w:fldCharType="begin"/>
+            </w:r>
+            <w:r>
+              <w:rPr>
+                <w:sz w:val="22"/>
+                <w:szCs w:val="22"/>
+              </w:rPr>
+              <w:instrText xml:space="preserve"> MERGEFIELD  REASON  \* MERGEFORMAT </w:instrText>
+            </w:r>
+            <w:r>
+              <w:rPr>
+                <w:sz w:val="22"/>
+                <w:szCs w:val="22"/>
+              </w:rPr>
+              <w:fldChar w:fldCharType="separate"/>
+            </w:r>
+            <w:r>
+              <w:rPr>
+                <w:noProof/>
+                <w:sz w:val="22"/>
+                <w:szCs w:val="22"/>
+              </w:rPr>
+              <w:t>«REASON»</w:t>
+            </w:r>
+            <w:r>
+              <w:rPr>
+                <w:sz w:val="22"/>
+                <w:szCs w:val="22"/>
+              </w:rPr>
+              <w:fldChar w:fldCharType="end"/>
+            </w:r>
+            <w:r>
+              <w:rPr>
+                <w:sz w:val="22"/>
+                <w:szCs w:val="22"/>
+              </w:rPr>
+              <w:t xml:space="preserve">. Вина особового складу відсутня, наказ командира військової частини </w:t>
+            </w:r>
+            <w:r>
+              <w:rPr>
+                <w:color w:val="000000"/>
+                <w:sz w:val="22"/>
+                <w:szCs w:val="22"/>
+              </w:rPr>
+              <w:fldChar w:fldCharType="begin"/>
+            </w:r>
+            <w:r>
+              <w:rPr>
+                <w:color w:val="000000"/>
+                <w:sz w:val="22"/>
+                <w:szCs w:val="22"/>
+              </w:rPr>
+              <w:instrText xml:space="preserve"> MERGEFIELD  MIL_UNIT  \* MERGEFORMAT </w:instrText>
+            </w:r>
+            <w:r>
+              <w:rPr>
+                <w:color w:val="000000"/>
+                <w:sz w:val="22"/>
+                <w:szCs w:val="22"/>
+              </w:rPr>
+              <w:fldChar w:fldCharType="separate"/>
+            </w:r>
+            <w:r>
+              <w:rPr>
+                <w:noProof/>
+                <w:color w:val="000000"/>
+                <w:sz w:val="22"/>
+                <w:szCs w:val="22"/>
+              </w:rPr>
+              <w:t>«MIL_UNIT»</w:t>
+            </w:r>
+            <w:r>
+              <w:rPr>
+                <w:color w:val="000000"/>
+                <w:sz w:val="22"/>
+                <w:szCs w:val="22"/>
+              </w:rPr>
+              <w:fldChar w:fldCharType="end"/>
+            </w:r>
+            <w:r>
+              <w:rPr>
+                <w:color w:val="000000"/>
+                <w:sz w:val="22"/>
+                <w:szCs w:val="22"/>
+              </w:rPr>
+              <w:t xml:space="preserve"> </w:t>
+            </w:r>
+            <w:r>
+              <w:rPr>
+                <w:sz w:val="22"/>
+                <w:szCs w:val="22"/>
+              </w:rPr>
+              <w:t>про списання втраченого (знищеного) військового майна №</w:t>
+            </w:r>
+            <w:r>
+              <w:rPr>
+                <w:sz w:val="22"/>
+                <w:szCs w:val="22"/>
+              </w:rPr>
+              <w:fldChar w:fldCharType="begin"/>
+            </w:r>
+            <w:r>
+              <w:rPr>
+                <w:sz w:val="22"/>
+                <w:szCs w:val="22"/>
+              </w:rPr>
+              <w:instrText xml:space="preserve"> MERGEFIELD  ORDEN_NUM  \* MERGEFORMAT </w:instrText>
+            </w:r>
+            <w:r>
+              <w:rPr>
+                <w:sz w:val="22"/>
+                <w:szCs w:val="22"/>
+              </w:rPr>
+              <w:fldChar w:fldCharType="separate"/>
+            </w:r>
+            <w:r>
+              <w:rPr>
+                <w:noProof/>
+                <w:sz w:val="22"/>
+                <w:szCs w:val="22"/>
+              </w:rPr>
+              <w:t>«ORDEN_NUM»</w:t>
+            </w:r>
+            <w:r>
+              <w:rPr>
+                <w:sz w:val="22"/>
+                <w:szCs w:val="22"/>
+              </w:rPr>
+              <w:fldChar w:fldCharType="end"/>
+            </w:r>
+            <w:r>
+              <w:rPr>
+                <w:sz w:val="22"/>
+                <w:szCs w:val="22"/>
+              </w:rPr>
+              <w:t xml:space="preserve"> від </w:t>
+            </w:r>
+            <w:r>
+              <w:rPr>
+                <w:sz w:val="22"/>
+                <w:szCs w:val="22"/>
+              </w:rPr>
+              <w:fldChar w:fldCharType="begin"/>
+            </w:r>
+            <w:r>
+              <w:rPr>
+                <w:sz w:val="22"/>
+                <w:szCs w:val="22"/>
+              </w:rPr>
+              <w:instrText xml:space="preserve"> MERGEFIELD  ORDEN_DATE  \* MERGEFORMAT </w:instrText>
+            </w:r>
+            <w:r>
+              <w:rPr>
+                <w:sz w:val="22"/>
+                <w:szCs w:val="22"/>
+              </w:rPr>
+              <w:fldChar w:fldCharType="separate"/>
+            </w:r>
+            <w:r>
+              <w:rPr>
+                <w:noProof/>
+                <w:sz w:val="22"/>
+                <w:szCs w:val="22"/>
+              </w:rPr>
+              <w:t>«ORDEN_DATE»</w:t>
+            </w:r>
+            <w:r>
+              <w:rPr>
+                <w:sz w:val="22"/>
+                <w:szCs w:val="22"/>
+              </w:rPr>
+              <w:fldChar w:fldCharType="end"/>
+            </w:r>
+            <w:r>
+              <w:rPr>
+                <w:sz w:val="22"/>
+                <w:szCs w:val="22"/>
+              </w:rPr>
+              <w:t>.</w:t>
+            </w:r>
+          </w:p>
+          <w:p>
+            <w:pPr>
+              <w:keepNext/>
+              <w:keepLines/>
+              <w:pBdr>
+                <w:top w:val="nil"/>
+                <w:left w:val="nil"/>
+                <w:bottom w:val="nil"/>
+                <w:right w:val="nil"/>
+                <w:between w:val="nil"/>
+              </w:pBdr>
+              <w:ind w:firstLine="342"/>
+              <w:jc w:val="both"/>
               <w:rPr>
                 <w:color w:val="000000"/>
                 <w:sz w:val="22"/>
@@ -4451,6 +4963,7 @@
                 <w:between w:val="nil"/>
               </w:pBdr>
               <w:ind w:firstLine="342"/>
+              <w:jc w:val="both"/>
               <w:rPr>
                 <w:color w:val="000000"/>
                 <w:sz w:val="22"/>
@@ -4517,52 +5030,104 @@
             </w:r>
             <w:r>
               <w:rPr>
-                <w:color w:val="000000"/>
-                <w:sz w:val="22"/>
-                <w:szCs w:val="22"/>
+                <w:sz w:val="22"/>
+                <w:szCs w:val="22"/>
+              </w:rPr>
+              <w:t xml:space="preserve">повністю </w:t>
+            </w:r>
+            <w:r>
+              <w:rPr>
+                <w:bCs/>
+                <w:sz w:val="22"/>
+                <w:szCs w:val="22"/>
+              </w:rPr>
+              <w:t>з</w:t>
+            </w:r>
+            <w:r>
+              <w:rPr>
+                <w:sz w:val="22"/>
+                <w:szCs w:val="22"/>
+              </w:rPr>
+              <w:t>нищен</w:t>
+            </w:r>
+            <w:r>
+              <w:rPr>
+                <w:sz w:val="22"/>
+                <w:szCs w:val="22"/>
+              </w:rPr>
+              <w:t>е</w:t>
+            </w:r>
+            <w:r>
+              <w:rPr>
+                <w:color w:val="000000"/>
+                <w:sz w:val="22"/>
+                <w:szCs w:val="22"/>
+              </w:rPr>
+              <w:t xml:space="preserve"> </w:t>
+            </w:r>
+            <w:r>
+              <w:rPr>
+                <w:sz w:val="22"/>
+                <w:szCs w:val="22"/>
+                <w:lang w:val="en-US"/>
               </w:rPr>
               <w:fldChar w:fldCharType="begin"/>
             </w:r>
             <w:r>
               <w:rPr>
-                <w:color w:val="000000"/>
-                <w:sz w:val="22"/>
-                <w:szCs w:val="22"/>
-              </w:rPr>
-              <w:instrText xml:space="preserve"> MERGEFIELD  WHAT_HAPPENED  \* MERGEFORMAT </w:instrText>
-            </w:r>
-            <w:r>
-              <w:rPr>
-                <w:color w:val="000000"/>
-                <w:sz w:val="22"/>
-                <w:szCs w:val="22"/>
+                <w:sz w:val="22"/>
+                <w:szCs w:val="22"/>
+                <w:lang w:val="en-US"/>
+              </w:rPr>
+              <w:instrText xml:space="preserve"> MERGEFIELD  EVENT_DATE  \* MERGEFORMAT </w:instrText>
+            </w:r>
+            <w:r>
+              <w:rPr>
+                <w:sz w:val="22"/>
+                <w:szCs w:val="22"/>
+                <w:lang w:val="en-US"/>
               </w:rPr>
               <w:fldChar w:fldCharType="separate"/>
             </w:r>
             <w:r>
               <w:rPr>
                 <w:noProof/>
-                <w:color w:val="000000"/>
-                <w:sz w:val="22"/>
-                <w:szCs w:val="22"/>
-              </w:rPr>
-              <w:t>«WHAT_HAPPENED»</w:t>
-            </w:r>
-            <w:r>
-              <w:rPr>
-                <w:color w:val="000000"/>
-                <w:sz w:val="22"/>
-                <w:szCs w:val="22"/>
+                <w:sz w:val="22"/>
+                <w:szCs w:val="22"/>
+                <w:lang w:val="en-US"/>
+              </w:rPr>
+              <w:t>«EVENT_DATE»</w:t>
+            </w:r>
+            <w:r>
+              <w:rPr>
+                <w:sz w:val="22"/>
+                <w:szCs w:val="22"/>
+                <w:lang w:val="en-US"/>
               </w:rPr>
               <w:fldChar w:fldCharType="end"/>
             </w:r>
             <w:r>
               <w:rPr>
-                <w:color w:val="000000"/>
-                <w:sz w:val="22"/>
-                <w:szCs w:val="22"/>
-              </w:rPr>
-              <w:t xml:space="preserve"> під час ведення бойових дій.</w:t>
+                <w:sz w:val="22"/>
+                <w:szCs w:val="22"/>
+              </w:rPr>
+              <w:t xml:space="preserve"> </w:t>
+            </w:r>
+            <w:r>
+              <w:rPr>
+                <w:color w:val="000000"/>
+                <w:sz w:val="22"/>
+                <w:szCs w:val="22"/>
+              </w:rPr>
+              <w:t>та слід відносити до безповоротних втрат військового майна в ході ведення воєнних (бойових) дій, підлягає списанню з книг обліку частини згідно наказу МО України від 29.03.2021 р №81 (зі змінами) за єдиним актом списання військового майна</w:t>
+            </w:r>
+            <w:r>
+              <w:rPr>
+                <w:color w:val="000000"/>
+                <w:sz w:val="22"/>
+                <w:szCs w:val="22"/>
+              </w:rPr>
+              <w:t>.</w:t>
             </w:r>
           </w:p>
         </w:tc>
@@ -4590,6 +5155,7 @@
                 <w:between w:val="nil"/>
               </w:pBdr>
               <w:ind w:firstLine="342"/>
+              <w:jc w:val="both"/>
               <w:rPr>
                 <w:color w:val="000000"/>
                 <w:sz w:val="22"/>
@@ -4621,6 +5187,7 @@
                 <w:between w:val="nil"/>
               </w:pBdr>
               <w:ind w:firstLine="342"/>
+              <w:jc w:val="both"/>
               <w:rPr>
                 <w:color w:val="000000"/>
                 <w:sz w:val="22"/>
@@ -5411,6 +5978,7 @@
               <w:rPr>
                 <w:sz w:val="22"/>
                 <w:szCs w:val="22"/>
+                <w:lang w:val="en-US"/>
               </w:rPr>
             </w:pPr>
             <w:r>
@@ -6098,7 +6666,165 @@
           <w:color w:val="000000"/>
           <w:sz w:val="22"/>
           <w:szCs w:val="22"/>
+        </w:rPr>
+      </w:pPr>
+    </w:p>
+    <w:p>
+      <w:pPr>
+        <w:pBdr>
+          <w:top w:val="nil"/>
+          <w:left w:val="nil"/>
+          <w:bottom w:val="nil"/>
+          <w:right w:val="nil"/>
+          <w:between w:val="nil"/>
+        </w:pBdr>
+        <w:ind w:left="142"/>
+        <w:rPr>
+          <w:color w:val="000000"/>
+        </w:rPr>
+      </w:pPr>
+      <w:proofErr w:type="spellStart"/>
+      <w:r>
+        <w:rPr>
+          <w:color w:val="000000"/>
           <w:lang w:val="en-US"/>
+        </w:rPr>
+        <w:t>Акт</w:t>
+      </w:r>
+      <w:proofErr w:type="spellEnd"/>
+      <w:r>
+        <w:rPr>
+          <w:color w:val="000000"/>
+          <w:lang w:val="en-US"/>
+        </w:rPr>
+        <w:t xml:space="preserve"> </w:t>
+      </w:r>
+      <w:proofErr w:type="spellStart"/>
+      <w:r>
+        <w:rPr>
+          <w:color w:val="000000"/>
+          <w:lang w:val="en-US"/>
+        </w:rPr>
+        <w:t>складений</w:t>
+      </w:r>
+      <w:proofErr w:type="spellEnd"/>
+      <w:r>
+        <w:rPr>
+          <w:color w:val="000000"/>
+          <w:lang w:val="en-US"/>
+        </w:rPr>
+        <w:t xml:space="preserve"> в 2 </w:t>
+      </w:r>
+      <w:proofErr w:type="spellStart"/>
+      <w:r>
+        <w:rPr>
+          <w:color w:val="000000"/>
+          <w:lang w:val="en-US"/>
+        </w:rPr>
+        <w:t>прим</w:t>
+      </w:r>
+      <w:proofErr w:type="spellEnd"/>
+      <w:r>
+        <w:rPr>
+          <w:color w:val="000000"/>
+          <w:lang w:val="en-US"/>
+        </w:rPr>
+        <w:t xml:space="preserve">.: №1 – в/ч </w:t>
+      </w:r>
+      <w:r>
+        <w:rPr>
+          <w:color w:val="000000"/>
+          <w:sz w:val="22"/>
+          <w:szCs w:val="22"/>
+        </w:rPr>
+        <w:fldChar w:fldCharType="begin"/>
+      </w:r>
+      <w:r>
+        <w:rPr>
+          <w:color w:val="000000"/>
+          <w:sz w:val="22"/>
+          <w:szCs w:val="22"/>
+        </w:rPr>
+        <w:instrText xml:space="preserve"> MERGEFIELD  MIL_UNIT  \* MERGEFORMAT </w:instrText>
+      </w:r>
+      <w:r>
+        <w:rPr>
+          <w:color w:val="000000"/>
+          <w:sz w:val="22"/>
+          <w:szCs w:val="22"/>
+        </w:rPr>
+        <w:fldChar w:fldCharType="separate"/>
+      </w:r>
+      <w:r>
+        <w:rPr>
+          <w:noProof/>
+          <w:color w:val="000000"/>
+          <w:sz w:val="22"/>
+          <w:szCs w:val="22"/>
+        </w:rPr>
+        <w:t>«MIL_UNIT»</w:t>
+      </w:r>
+      <w:r>
+        <w:rPr>
+          <w:color w:val="000000"/>
+          <w:sz w:val="22"/>
+          <w:szCs w:val="22"/>
+        </w:rPr>
+        <w:fldChar w:fldCharType="end"/>
+      </w:r>
+      <w:r>
+        <w:rPr>
+          <w:color w:val="000000"/>
+          <w:lang w:val="en-US"/>
+        </w:rPr>
+        <w:t xml:space="preserve">, №2 – до </w:t>
+      </w:r>
+      <w:proofErr w:type="spellStart"/>
+      <w:r>
+        <w:rPr>
+          <w:color w:val="000000"/>
+          <w:lang w:val="en-US"/>
+        </w:rPr>
+        <w:t>матеріалів</w:t>
+      </w:r>
+      <w:proofErr w:type="spellEnd"/>
+      <w:r>
+        <w:rPr>
+          <w:color w:val="000000"/>
+          <w:lang w:val="en-US"/>
+        </w:rPr>
+        <w:t xml:space="preserve"> </w:t>
+      </w:r>
+      <w:proofErr w:type="spellStart"/>
+      <w:r>
+        <w:rPr>
+          <w:color w:val="000000"/>
+          <w:lang w:val="en-US"/>
+        </w:rPr>
+        <w:t>справи</w:t>
+      </w:r>
+      <w:proofErr w:type="spellEnd"/>
+      <w:r>
+        <w:rPr>
+          <w:color w:val="000000"/>
+          <w:lang w:val="en-US"/>
+        </w:rPr>
+        <w:t>.</w:t>
+      </w:r>
+    </w:p>
+    <w:p>
+      <w:pPr>
+        <w:pBdr>
+          <w:top w:val="nil"/>
+          <w:left w:val="nil"/>
+          <w:bottom w:val="nil"/>
+          <w:right w:val="nil"/>
+          <w:between w:val="nil"/>
+        </w:pBdr>
+        <w:rPr>
+          <w:color w:val="000000"/>
+          <w:sz w:val="22"/>
+          <w:szCs w:val="22"/>
         </w:rPr>
       </w:pPr>
     </w:p>
@@ -6113,7 +6839,7 @@
 </file>
 
 <file path=word/styles.xml><?xml version="1.0" encoding="utf-8"?>
-<w:styles xmlns:mc="http://schemas.openxmlformats.org/markup-compatibility/2006" xmlns:r="http://schemas.openxmlformats.org/officeDocument/2006/relationships" xmlns:w="http://schemas.openxmlformats.org/wordprocessingml/2006/main" xmlns:w14="http://schemas.microsoft.com/office/word/2010/wordml" xmlns:w15="http://schemas.microsoft.com/office/word/2012/wordml" xmlns:w16cex="http://schemas.microsoft.com/office/word/2018/wordml/cex" xmlns:w16cid="http://schemas.microsoft.com/office/word/2016/wordml/cid" xmlns:w16="http://schemas.microsoft.com/office/word/2018/wordml" xmlns:w16sdtdh="http://schemas.microsoft.com/office/word/2020/wordml/sdtdatahash" xmlns:w16se="http://schemas.microsoft.com/office/word/2015/wordml/symex" mc:Ignorable="w14 w15 w16se w16cid w16 w16cex w16sdtdh">
+<w:styles xmlns:mc="http://schemas.openxmlformats.org/markup-compatibility/2006" xmlns:r="http://schemas.openxmlformats.org/officeDocument/2006/relationships" xmlns:w="http://schemas.openxmlformats.org/wordprocessingml/2006/main" xmlns:w14="http://schemas.microsoft.com/office/word/2010/wordml" xmlns:w15="http://schemas.microsoft.com/office/word/2012/wordml" xmlns:w16cex="http://schemas.microsoft.com/office/word/2018/wordml/cex" xmlns:w16cid="http://schemas.microsoft.com/office/word/2016/wordml/cid" xmlns:w16="http://schemas.microsoft.com/office/word/2018/wordml" xmlns:w16du="http://schemas.microsoft.com/office/word/2023/wordml/word16du" xmlns:w16sdtdh="http://schemas.microsoft.com/office/word/2020/wordml/sdtdatahash" xmlns:w16se="http://schemas.microsoft.com/office/word/2015/wordml/symex" mc:Ignorable="w14 w15 w16se w16cid w16 w16cex w16sdtdh w16du">
   <w:docDefaults>
     <w:rPrDefault>
       <w:rPr>

--- a/Mil.Paperwork.Domain/Templates/QualityStateReportTemplate.docx
+++ b/Mil.Paperwork.Domain/Templates/QualityStateReportTemplate.docx
@@ -124,11 +124,57 @@
                   </w:pPr>
                   <w:r>
                     <w:rPr>
+                      <w:color w:val="000000" w:themeColor="text1"/>
+                      <w:sz w:val="22"/>
+                      <w:szCs w:val="22"/>
+                      <w:lang w:val="ru-RU"/>
+                    </w:rPr>
+                    <w:fldChar w:fldCharType="begin"/>
+                  </w:r>
+                  <w:r>
+                    <w:rPr>
+                      <w:color w:val="000000" w:themeColor="text1"/>
+                      <w:sz w:val="22"/>
+                      <w:szCs w:val="22"/>
+                      <w:lang w:val="ru-RU"/>
+                    </w:rPr>
+                    <w:instrText xml:space="preserve"> MERGEFIELD  COMM_POSITION  \* MERGEFORMAT </w:instrText>
+                  </w:r>
+                  <w:r>
+                    <w:rPr>
+                      <w:color w:val="000000" w:themeColor="text1"/>
+                      <w:sz w:val="22"/>
+                      <w:szCs w:val="22"/>
+                      <w:lang w:val="ru-RU"/>
+                    </w:rPr>
+                    <w:fldChar w:fldCharType="separate"/>
+                  </w:r>
+                  <w:r>
+                    <w:rPr>
+                      <w:noProof/>
+                      <w:color w:val="000000" w:themeColor="text1"/>
+                      <w:sz w:val="22"/>
+                      <w:szCs w:val="22"/>
+                      <w:lang w:val="ru-RU"/>
+                    </w:rPr>
+                    <w:t>«COMM_POSITION»</w:t>
+                  </w:r>
+                  <w:r>
+                    <w:rPr>
+                      <w:color w:val="000000" w:themeColor="text1"/>
+                      <w:sz w:val="22"/>
+                      <w:szCs w:val="22"/>
+                      <w:lang w:val="ru-RU"/>
+                    </w:rPr>
+                    <w:fldChar w:fldCharType="end"/>
+                  </w:r>
+                  <w:r>
+                    <w:rPr>
                       <w:color w:val="000000"/>
                       <w:sz w:val="22"/>
                       <w:szCs w:val="22"/>
                     </w:rPr>
-                    <w:t xml:space="preserve">Командир військової частини </w:t>
+                    <w:t xml:space="preserve"> </w:t>
                   </w:r>
                   <w:r>
                     <w:rPr>
@@ -6220,6 +6266,9 @@
                 <w:right w:val="nil"/>
                 <w:between w:val="nil"/>
               </w:pBdr>
+              <w:tabs>
+                <w:tab w:val="left" w:pos="8397"/>
+              </w:tabs>
               <w:rPr>
                 <w:color w:val="000000"/>
                 <w:sz w:val="22"/>
@@ -6266,69 +6315,6 @@
                 <w:szCs w:val="22"/>
               </w:rPr>
               <w:fldChar w:fldCharType="end"/>
-            </w:r>
-            <w:r>
-              <w:rPr>
-                <w:color w:val="000000"/>
-                <w:sz w:val="22"/>
-                <w:szCs w:val="22"/>
-                <w:lang w:val="en-US"/>
-              </w:rPr>
-              <w:tab/>
-            </w:r>
-            <w:r>
-              <w:rPr>
-                <w:color w:val="000000"/>
-                <w:sz w:val="22"/>
-                <w:szCs w:val="22"/>
-                <w:lang w:val="en-US"/>
-              </w:rPr>
-              <w:tab/>
-            </w:r>
-            <w:r>
-              <w:rPr>
-                <w:color w:val="000000"/>
-                <w:sz w:val="22"/>
-                <w:szCs w:val="22"/>
-                <w:lang w:val="en-US"/>
-              </w:rPr>
-              <w:tab/>
-            </w:r>
-            <w:r>
-              <w:rPr>
-                <w:color w:val="000000"/>
-                <w:sz w:val="22"/>
-                <w:szCs w:val="22"/>
-                <w:lang w:val="en-US"/>
-              </w:rPr>
-              <w:tab/>
-            </w:r>
-            <w:r>
-              <w:rPr>
-                <w:color w:val="000000"/>
-                <w:sz w:val="22"/>
-                <w:szCs w:val="22"/>
-                <w:lang w:val="en-US"/>
-              </w:rPr>
-              <w:tab/>
-            </w:r>
-            <w:r>
-              <w:rPr>
-                <w:color w:val="000000"/>
-                <w:sz w:val="22"/>
-                <w:szCs w:val="22"/>
-                <w:lang w:val="en-US"/>
-              </w:rPr>
-              <w:tab/>
-            </w:r>
-            <w:r>
-              <w:rPr>
-                <w:color w:val="000000"/>
-                <w:sz w:val="22"/>
-                <w:szCs w:val="22"/>
-                <w:lang w:val="en-US"/>
-              </w:rPr>
-              <w:tab/>
             </w:r>
             <w:r>
               <w:rPr>
@@ -6392,6 +6378,9 @@
                 <w:right w:val="nil"/>
                 <w:between w:val="nil"/>
               </w:pBdr>
+              <w:tabs>
+                <w:tab w:val="left" w:pos="8397"/>
+              </w:tabs>
               <w:rPr>
                 <w:color w:val="000000"/>
                 <w:sz w:val="22"/>
@@ -6451,6 +6440,9 @@
                 <w:right w:val="nil"/>
                 <w:between w:val="nil"/>
               </w:pBdr>
+              <w:tabs>
+                <w:tab w:val="left" w:pos="8397"/>
+              </w:tabs>
               <w:rPr>
                 <w:color w:val="000000"/>
                 <w:sz w:val="22"/>
@@ -6497,51 +6489,6 @@
                 <w:szCs w:val="22"/>
               </w:rPr>
               <w:fldChar w:fldCharType="end"/>
-            </w:r>
-            <w:r>
-              <w:rPr>
-                <w:color w:val="000000"/>
-                <w:sz w:val="22"/>
-                <w:szCs w:val="22"/>
-                <w:lang w:val="en-US"/>
-              </w:rPr>
-              <w:tab/>
-            </w:r>
-            <w:r>
-              <w:rPr>
-                <w:color w:val="000000"/>
-                <w:sz w:val="22"/>
-                <w:szCs w:val="22"/>
-                <w:lang w:val="en-US"/>
-              </w:rPr>
-              <w:tab/>
-            </w:r>
-            <w:r>
-              <w:rPr>
-                <w:color w:val="000000"/>
-                <w:sz w:val="22"/>
-                <w:szCs w:val="22"/>
-                <w:lang w:val="en-US"/>
-              </w:rPr>
-              <w:tab/>
-            </w:r>
-            <w:r>
-              <w:rPr>
-                <w:color w:val="000000"/>
-                <w:sz w:val="22"/>
-                <w:szCs w:val="22"/>
-                <w:lang w:val="en-US"/>
-              </w:rPr>
-              <w:tab/>
-            </w:r>
-            <w:r>
-              <w:rPr>
-                <w:color w:val="000000"/>
-                <w:sz w:val="22"/>
-                <w:szCs w:val="22"/>
-                <w:lang w:val="en-US"/>
-              </w:rPr>
-              <w:tab/>
             </w:r>
             <w:r>
               <w:rPr>
